--- a/REI-Combinatoria/Materiales en inglés/07a - Fase2_GuiaDidactica_Docent_CandausRestriccions.docx
+++ b/REI-Combinatoria/Materiales en inglés/07a - Fase2_GuiaDidactica_Docent_CandausRestriccions.docx
@@ -3,7 +3,7 @@
 <w:document xmlns:wpc="http://schemas.microsoft.com/office/word/2010/wordprocessingCanvas" xmlns:cx="http://schemas.microsoft.com/office/drawing/2014/chartex" xmlns:cx1="http://schemas.microsoft.com/office/drawing/2015/9/8/chartex" xmlns:cx2="http://schemas.microsoft.com/office/drawing/2015/10/21/chartex" xmlns:cx3="http://schemas.microsoft.com/office/drawing/2016/5/9/chartex" xmlns:cx4="http://schemas.microsoft.com/office/drawing/2016/5/10/chartex" xmlns:cx5="http://schemas.microsoft.com/office/drawing/2016/5/11/chartex" xmlns:cx6="http://schemas.microsoft.com/office/drawing/2016/5/12/chartex" xmlns:cx7="http://schemas.microsoft.com/office/drawing/2016/5/13/chartex" xmlns:cx8="http://schemas.microsoft.com/office/drawing/2016/5/14/chartex" xmlns:mc="http://schemas.openxmlformats.org/markup-compatibility/2006" xmlns:aink="http://schemas.microsoft.com/office/drawing/2016/ink" xmlns:am3d="http://schemas.microsoft.com/office/drawing/2017/model3d" xmlns:o="urn:schemas-microsoft-com:office:office" xmlns:oel="http://schemas.microsoft.com/office/2019/extlst" xmlns:r="http://schemas.openxmlformats.org/officeDocument/2006/relationships" xmlns:m="http://schemas.openxmlformats.org/officeDocument/2006/math" xmlns:v="urn:schemas-microsoft-com:vml" xmlns:wp14="http://schemas.microsoft.com/office/word/2010/wordprocessingDrawing" xmlns:wp="http://schemas.openxmlformats.org/drawingml/2006/wordprocessingDrawing" xmlns:w10="urn:schemas-microsoft-com:office:word" xmlns:w="http://schemas.openxmlformats.org/wordprocessingml/2006/main" xmlns:w14="http://schemas.microsoft.com/office/word/2010/wordml" xmlns:w15="http://schemas.microsoft.com/office/word/2012/wordml" xmlns:w16cex="http://schemas.microsoft.com/office/word/2018/wordml/cex" xmlns:w16cid="http://schemas.microsoft.com/office/word/2016/wordml/cid" xmlns:w16="http://schemas.microsoft.com/office/word/2018/wordml" xmlns:w16du="http://schemas.microsoft.com/office/word/2023/wordml/word16du" xmlns:w16sdtdh="http://schemas.microsoft.com/office/word/2020/wordml/sdtdatahash" xmlns:w16sdtfl="http://schemas.microsoft.com/office/word/2024/wordml/sdtformatlock" xmlns:w16se="http://schemas.microsoft.com/office/word/2015/wordml/symex" xmlns:wpg="http://schemas.microsoft.com/office/word/2010/wordprocessingGroup" xmlns:wpi="http://schemas.microsoft.com/office/word/2010/wordprocessingInk" xmlns:wne="http://schemas.microsoft.com/office/word/2006/wordml" xmlns:wps="http://schemas.microsoft.com/office/word/2010/wordprocessingShape" mc:Ignorable="w14 w15 w16se w16cid w16 w16cex w16sdtdh w16sdtfl w16du wp14">
   <w:body>
     <w:p>
-      <w:pPr xmlns:w="http://schemas.openxmlformats.org/wordprocessingml/2006/main">
+      <w:pPr>
         <w:rPr>
           <w:rFonts w:ascii="Avenir" w:eastAsia="Avenir" w:hAnsi="Avenir" w:cs="Avenir"/>
           <w:b/>
@@ -12,7 +12,7 @@
           <w:lang w:val="ca-ES"/>
         </w:rPr>
       </w:pPr>
-      <w:r xmlns:w="http://schemas.openxmlformats.org/wordprocessingml/2006/main">
+      <w:r>
         <w:rPr>
           <w:rFonts w:ascii="Avenir" w:eastAsia="Avenir" w:hAnsi="Avenir" w:cs="Avenir"/>
           <w:b/>
@@ -20,7 +20,7 @@
           <w:szCs w:val="24"/>
           <w:lang w:val="ca-ES"/>
         </w:rPr>
-        <w:t xml:space="preserve">Phase 2: Validation with a collection of locks with restrictions</w:t>
+        <w:t>Phase 2: Validation with a collection of locks with restrictions</w:t>
       </w:r>
     </w:p>
     <w:tbl>
@@ -76,7 +76,7 @@
             <w:tcW w:w="8740" w:type="dxa"/>
           </w:tcPr>
           <w:p>
-            <w:pPr xmlns:w="http://schemas.openxmlformats.org/wordprocessingml/2006/main">
+            <w:pPr>
               <w:pStyle w:val="Heading1"/>
               <w:spacing w:before="240" w:after="240"/>
               <w:rPr>
@@ -87,7 +87,7 @@
                 <w:lang w:val="ca-ES"/>
               </w:rPr>
             </w:pPr>
-            <w:r xmlns:w="http://schemas.openxmlformats.org/wordprocessingml/2006/main">
+            <w:r>
               <w:rPr>
                 <w:rFonts w:ascii="Avenir" w:eastAsia="Avenir" w:hAnsi="Avenir" w:cs="Avenir"/>
                 <w:color w:val="5E3BFF"/>
@@ -95,11 +95,11 @@
                 <w:szCs w:val="24"/>
                 <w:lang w:val="ca-ES"/>
               </w:rPr>
-              <w:t xml:space="preserve">Main objectives and issues</w:t>
-            </w:r>
-          </w:p>
-          <w:p>
-            <w:pPr xmlns:w="http://schemas.openxmlformats.org/wordprocessingml/2006/main">
+              <w:t>Main objectives and issues</w:t>
+            </w:r>
+          </w:p>
+          <w:p>
+            <w:pPr>
               <w:pBdr>
                 <w:top w:val="nil"/>
                 <w:left w:val="nil"/>
@@ -117,18 +117,18 @@
                 <w:lang w:val="ca-ES"/>
               </w:rPr>
             </w:pPr>
-            <w:r xmlns:w="http://schemas.openxmlformats.org/wordprocessingml/2006/main">
-              <w:rPr>
-                <w:rFonts w:ascii="Avenir" w:eastAsia="Avenir" w:hAnsi="Avenir" w:cs="Avenir"/>
-                <w:b/>
-                <w:color w:val="000000"/>
-                <w:lang w:val="ca-ES"/>
-              </w:rPr>
-              <w:t xml:space="preserve">For the teacher</w:t>
-            </w:r>
-          </w:p>
-          <w:p>
-            <w:pPr xmlns:w="http://schemas.openxmlformats.org/wordprocessingml/2006/main">
+            <w:r>
+              <w:rPr>
+                <w:rFonts w:ascii="Avenir" w:eastAsia="Avenir" w:hAnsi="Avenir" w:cs="Avenir"/>
+                <w:b/>
+                <w:color w:val="000000"/>
+                <w:lang w:val="ca-ES"/>
+              </w:rPr>
+              <w:t>For the teacher</w:t>
+            </w:r>
+          </w:p>
+          <w:p>
+            <w:pPr>
               <w:numPr>
                 <w:ilvl w:val="0"/>
                 <w:numId w:val="1"/>
@@ -147,17 +147,17 @@
                 <w:lang w:val="ca-ES"/>
               </w:rPr>
             </w:pPr>
-            <w:r xmlns:w="http://schemas.openxmlformats.org/wordprocessingml/2006/main">
-              <w:rPr>
-                <w:rFonts w:ascii="Avenir" w:eastAsia="Avenir" w:hAnsi="Avenir" w:cs="Avenir"/>
-                <w:color w:val="000000"/>
-                <w:lang w:val="ca-ES"/>
-              </w:rPr>
-              <w:t xml:space="preserve">Share the different techniques for counting the number of codes on a padlock that have emerged in the work groups' presentation.</w:t>
-            </w:r>
-          </w:p>
-          <w:p>
-            <w:pPr xmlns:w="http://schemas.openxmlformats.org/wordprocessingml/2006/main">
+            <w:r>
+              <w:rPr>
+                <w:rFonts w:ascii="Avenir" w:eastAsia="Avenir" w:hAnsi="Avenir" w:cs="Avenir"/>
+                <w:color w:val="000000"/>
+                <w:lang w:val="ca-ES"/>
+              </w:rPr>
+              <w:t>Share the different techniques for counting the number of codes on a padlock that have emerged in the work groups' presentation.</w:t>
+            </w:r>
+          </w:p>
+          <w:p>
+            <w:pPr>
               <w:numPr>
                 <w:ilvl w:val="0"/>
                 <w:numId w:val="1"/>
@@ -176,17 +176,17 @@
                 <w:lang w:val="ca-ES"/>
               </w:rPr>
             </w:pPr>
-            <w:r xmlns:w="http://schemas.openxmlformats.org/wordprocessingml/2006/main">
-              <w:rPr>
-                <w:rFonts w:ascii="Avenir" w:eastAsia="Avenir" w:hAnsi="Avenir" w:cs="Avenir"/>
-                <w:color w:val="000000"/>
-                <w:lang w:val="ca-ES"/>
-              </w:rPr>
-              <w:t xml:space="preserve">Introduce names and specific terminology to refer to the different characteristics/variables of the padlocks and the different techniques for counting the codes of each padlock.</w:t>
-            </w:r>
-          </w:p>
-          <w:p>
-            <w:pPr xmlns:w="http://schemas.openxmlformats.org/wordprocessingml/2006/main">
+            <w:r>
+              <w:rPr>
+                <w:rFonts w:ascii="Avenir" w:eastAsia="Avenir" w:hAnsi="Avenir" w:cs="Avenir"/>
+                <w:color w:val="000000"/>
+                <w:lang w:val="ca-ES"/>
+              </w:rPr>
+              <w:t>Introduce names and specific terminology to refer to the different characteristics/variables of the padlocks and the different techniques for counting the codes of each padlock.</w:t>
+            </w:r>
+          </w:p>
+          <w:p>
+            <w:pPr>
               <w:numPr>
                 <w:ilvl w:val="0"/>
                 <w:numId w:val="1"/>
@@ -205,7 +205,7 @@
                 <w:lang w:val="ca-ES"/>
               </w:rPr>
             </w:pPr>
-            <w:r xmlns:w="http://schemas.openxmlformats.org/wordprocessingml/2006/main">
+            <w:r>
               <w:rPr>
                 <w:rFonts w:ascii="Avenir" w:eastAsia="Avenir" w:hAnsi="Avenir" w:cs="Avenir"/>
                 <w:color w:val="000000"/>
@@ -213,24 +213,24 @@
               </w:rPr>
               <w:t xml:space="preserve">Begin to establish “padlock models” by analyzing their main variables and associating those that are equivalent ( </w:t>
             </w:r>
-            <w:r xmlns:w="http://schemas.openxmlformats.org/wordprocessingml/2006/main">
+            <w:r>
               <w:rPr>
                 <w:rFonts w:ascii="Avenir" w:eastAsia="Avenir" w:hAnsi="Avenir" w:cs="Avenir"/>
                 <w:lang w:val="ca-ES"/>
               </w:rPr>
               <w:t xml:space="preserve">number of </w:t>
             </w:r>
-            <w:r xmlns:w="http://schemas.openxmlformats.org/wordprocessingml/2006/main">
-              <w:rPr>
-                <w:rFonts w:ascii="Avenir" w:eastAsia="Avenir" w:hAnsi="Avenir" w:cs="Avenir"/>
-                <w:color w:val="000000"/>
-                <w:lang w:val="ca-ES"/>
-              </w:rPr>
-              <w:t xml:space="preserve">elements, repeated or non-repeated elements, etc.)</w:t>
-            </w:r>
-          </w:p>
-          <w:p>
-            <w:pPr xmlns:w="http://schemas.openxmlformats.org/wordprocessingml/2006/main">
+            <w:r>
+              <w:rPr>
+                <w:rFonts w:ascii="Avenir" w:eastAsia="Avenir" w:hAnsi="Avenir" w:cs="Avenir"/>
+                <w:color w:val="000000"/>
+                <w:lang w:val="ca-ES"/>
+              </w:rPr>
+              <w:t>elements, repeated or non-repeated elements, etc.)</w:t>
+            </w:r>
+          </w:p>
+          <w:p>
+            <w:pPr>
               <w:pBdr>
                 <w:top w:val="nil"/>
                 <w:left w:val="nil"/>
@@ -248,18 +248,18 @@
                 <w:lang w:val="ca-ES"/>
               </w:rPr>
             </w:pPr>
-            <w:r xmlns:w="http://schemas.openxmlformats.org/wordprocessingml/2006/main">
-              <w:rPr>
-                <w:rFonts w:ascii="Avenir" w:eastAsia="Avenir" w:hAnsi="Avenir" w:cs="Avenir"/>
-                <w:b/>
-                <w:color w:val="000000"/>
-                <w:lang w:val="ca-ES"/>
-              </w:rPr>
-              <w:t xml:space="preserve">For students</w:t>
-            </w:r>
-          </w:p>
-          <w:p>
-            <w:pPr xmlns:w="http://schemas.openxmlformats.org/wordprocessingml/2006/main">
+            <w:r>
+              <w:rPr>
+                <w:rFonts w:ascii="Avenir" w:eastAsia="Avenir" w:hAnsi="Avenir" w:cs="Avenir"/>
+                <w:b/>
+                <w:color w:val="000000"/>
+                <w:lang w:val="ca-ES"/>
+              </w:rPr>
+              <w:t>For students</w:t>
+            </w:r>
+          </w:p>
+          <w:p>
+            <w:pPr>
               <w:numPr>
                 <w:ilvl w:val="0"/>
                 <w:numId w:val="1"/>
@@ -278,7 +278,7 @@
                 <w:lang w:val="ca-ES"/>
               </w:rPr>
             </w:pPr>
-            <w:r xmlns:w="http://schemas.openxmlformats.org/wordprocessingml/2006/main">
+            <w:r>
               <w:rPr>
                 <w:rFonts w:ascii="Avenir" w:eastAsia="Avenir" w:hAnsi="Avenir" w:cs="Avenir"/>
                 <w:color w:val="000000"/>
@@ -286,7 +286,7 @@
               </w:rPr>
               <w:t xml:space="preserve">Study the validity and possible extension of the techniques used and types of justifications for an extended collection of locks (based on the study of </w:t>
             </w:r>
-            <w:r xmlns:w="http://schemas.openxmlformats.org/wordprocessingml/2006/main">
+            <w:r>
               <w:rPr>
                 <w:rFonts w:ascii="Avenir" w:eastAsia="Avenir" w:hAnsi="Avenir" w:cs="Avenir"/>
                 <w:b/>
@@ -295,7 +295,7 @@
               </w:rPr>
               <w:t xml:space="preserve">Q2 </w:t>
             </w:r>
-            <w:r xmlns:w="http://schemas.openxmlformats.org/wordprocessingml/2006/main">
+            <w:r>
               <w:rPr>
                 <w:rFonts w:ascii="Avenir" w:eastAsia="Avenir" w:hAnsi="Avenir" w:cs="Avenir"/>
                 <w:color w:val="000000"/>
@@ -303,7 +303,7 @@
               </w:rPr>
               <w:t xml:space="preserve">). In our case, this extended collection will be with the same locks as in </w:t>
             </w:r>
-            <w:r xmlns:w="http://schemas.openxmlformats.org/wordprocessingml/2006/main">
+            <w:r>
               <w:rPr>
                 <w:rFonts w:ascii="Avenir" w:eastAsia="Avenir" w:hAnsi="Avenir" w:cs="Avenir"/>
                 <w:b/>
@@ -312,17 +312,17 @@
               </w:rPr>
               <w:t xml:space="preserve">Phase 1 </w:t>
             </w:r>
-            <w:r xmlns:w="http://schemas.openxmlformats.org/wordprocessingml/2006/main">
-              <w:rPr>
-                <w:rFonts w:ascii="Avenir" w:eastAsia="Avenir" w:hAnsi="Avenir" w:cs="Avenir"/>
-                <w:color w:val="000000"/>
-                <w:lang w:val="ca-ES"/>
-              </w:rPr>
-              <w:t xml:space="preserve">with restrictions.</w:t>
-            </w:r>
-          </w:p>
-          <w:p>
-            <w:pPr xmlns:w="http://schemas.openxmlformats.org/wordprocessingml/2006/main">
+            <w:r>
+              <w:rPr>
+                <w:rFonts w:ascii="Avenir" w:eastAsia="Avenir" w:hAnsi="Avenir" w:cs="Avenir"/>
+                <w:color w:val="000000"/>
+                <w:lang w:val="ca-ES"/>
+              </w:rPr>
+              <w:t>with restrictions.</w:t>
+            </w:r>
+          </w:p>
+          <w:p>
+            <w:pPr>
               <w:numPr>
                 <w:ilvl w:val="0"/>
                 <w:numId w:val="1"/>
@@ -341,7 +341,7 @@
                 <w:lang w:val="ca-ES"/>
               </w:rPr>
             </w:pPr>
-            <w:r xmlns:w="http://schemas.openxmlformats.org/wordprocessingml/2006/main">
+            <w:r>
               <w:rPr>
                 <w:rFonts w:ascii="Avenir" w:eastAsia="Avenir" w:hAnsi="Avenir" w:cs="Avenir"/>
                 <w:color w:val="000000"/>
@@ -349,24 +349,24 @@
               </w:rPr>
               <w:t xml:space="preserve">Take responsibility for the entire collection of padlocks ( </w:t>
             </w:r>
-            <w:r xmlns:w="http://schemas.openxmlformats.org/wordprocessingml/2006/main">
+            <w:r>
               <w:rPr>
                 <w:rFonts w:ascii="Avenir" w:eastAsia="Avenir" w:hAnsi="Avenir" w:cs="Avenir"/>
                 <w:lang w:val="ca-ES"/>
               </w:rPr>
               <w:t xml:space="preserve">with and without restrictions </w:t>
             </w:r>
-            <w:r xmlns:w="http://schemas.openxmlformats.org/wordprocessingml/2006/main">
-              <w:rPr>
-                <w:rFonts w:ascii="Avenir" w:eastAsia="Avenir" w:hAnsi="Avenir" w:cs="Avenir"/>
-                <w:color w:val="000000"/>
-                <w:lang w:val="ca-ES"/>
-              </w:rPr>
-              <w:t xml:space="preserve">) to learn and delve into the characteristics of each one.</w:t>
-            </w:r>
-          </w:p>
-          <w:p>
-            <w:pPr xmlns:w="http://schemas.openxmlformats.org/wordprocessingml/2006/main">
+            <w:r>
+              <w:rPr>
+                <w:rFonts w:ascii="Avenir" w:eastAsia="Avenir" w:hAnsi="Avenir" w:cs="Avenir"/>
+                <w:color w:val="000000"/>
+                <w:lang w:val="ca-ES"/>
+              </w:rPr>
+              <w:t>) to learn and delve into the characteristics of each one.</w:t>
+            </w:r>
+          </w:p>
+          <w:p>
+            <w:pPr>
               <w:numPr>
                 <w:ilvl w:val="0"/>
                 <w:numId w:val="1"/>
@@ -385,13 +385,13 @@
                 <w:lang w:val="ca-ES"/>
               </w:rPr>
             </w:pPr>
-            <w:r xmlns:w="http://schemas.openxmlformats.org/wordprocessingml/2006/main">
-              <w:rPr>
-                <w:rFonts w:ascii="Avenir" w:eastAsia="Avenir" w:hAnsi="Avenir" w:cs="Avenir"/>
-                <w:color w:val="000000"/>
-                <w:lang w:val="ca-ES"/>
-              </w:rPr>
-              <w:t xml:space="preserve">Develop verbal, communicative and analytical skills to formulate, discuss, write and present different questions and answers in work groups and class groups.</w:t>
+            <w:r>
+              <w:rPr>
+                <w:rFonts w:ascii="Avenir" w:eastAsia="Avenir" w:hAnsi="Avenir" w:cs="Avenir"/>
+                <w:color w:val="000000"/>
+                <w:lang w:val="ca-ES"/>
+              </w:rPr>
+              <w:t>Develop verbal, communicative and analytical skills to formulate, discuss, write and present different questions and answers in work groups and class groups.</w:t>
             </w:r>
           </w:p>
         </w:tc>
@@ -472,7 +472,7 @@
             <w:tcW w:w="8740" w:type="dxa"/>
           </w:tcPr>
           <w:p>
-            <w:pPr xmlns:w="http://schemas.openxmlformats.org/wordprocessingml/2006/main">
+            <w:pPr>
               <w:pStyle w:val="Heading1"/>
               <w:spacing w:before="240" w:after="240"/>
               <w:rPr>
@@ -483,7 +483,7 @@
                 <w:lang w:val="ca-ES"/>
               </w:rPr>
             </w:pPr>
-            <w:r xmlns:w="http://schemas.openxmlformats.org/wordprocessingml/2006/main">
+            <w:r>
               <w:rPr>
                 <w:rFonts w:ascii="Avenir" w:eastAsia="Avenir" w:hAnsi="Avenir" w:cs="Avenir"/>
                 <w:color w:val="262626"/>
@@ -491,11 +491,11 @@
                 <w:szCs w:val="24"/>
                 <w:lang w:val="ca-ES"/>
               </w:rPr>
-              <w:t xml:space="preserve">Phase structure: main moments, timing and classroom dynamics</w:t>
-            </w:r>
-          </w:p>
-          <w:p>
-            <w:pPr xmlns:w="http://schemas.openxmlformats.org/wordprocessingml/2006/main">
+              <w:t>Phase structure: main moments, timing and classroom dynamics</w:t>
+            </w:r>
+          </w:p>
+          <w:p>
+            <w:pPr>
               <w:pStyle w:val="Heading2"/>
               <w:tabs>
                 <w:tab w:val="left" w:pos="7076"/>
@@ -510,7 +510,7 @@
                 <w:lang w:val="ca-ES"/>
               </w:rPr>
             </w:pPr>
-            <w:r xmlns:w="http://schemas.openxmlformats.org/wordprocessingml/2006/main">
+            <w:r>
               <w:rPr>
                 <w:rFonts w:ascii="Avenir" w:eastAsia="Avenir" w:hAnsi="Avenir" w:cs="Avenir"/>
                 <w:b/>
@@ -521,7 +521,7 @@
               </w:rPr>
               <w:t xml:space="preserve">[1] Comparison of R1 and sharing of different counting techniques </w:t>
             </w:r>
-            <w:r xmlns:w="http://schemas.openxmlformats.org/wordprocessingml/2006/main">
+            <w:r>
               <w:rPr>
                 <w:rFonts w:ascii="Avenir" w:eastAsia="Avenir" w:hAnsi="Avenir" w:cs="Avenir"/>
                 <w:color w:val="262626"/>
@@ -529,11 +529,11 @@
                 <w:szCs w:val="20"/>
                 <w:lang w:val="ca-ES"/>
               </w:rPr>
-              <w:t xml:space="preserve">15 min</w:t>
-            </w:r>
-          </w:p>
-          <w:p>
-            <w:pPr xmlns:w="http://schemas.openxmlformats.org/wordprocessingml/2006/main">
+              <w:t>15 min</w:t>
+            </w:r>
+          </w:p>
+          <w:p>
+            <w:pPr>
               <w:pBdr>
                 <w:top w:val="nil"/>
                 <w:left w:val="nil"/>
@@ -549,7 +549,7 @@
                 <w:lang w:val="ca-ES"/>
               </w:rPr>
             </w:pPr>
-            <w:r xmlns:w="http://schemas.openxmlformats.org/wordprocessingml/2006/main">
+            <w:r>
               <w:rPr>
                 <w:rFonts w:ascii="Avenir" w:eastAsia="Avenir" w:hAnsi="Avenir" w:cs="Avenir"/>
                 <w:color w:val="000000"/>
@@ -557,7 +557,7 @@
               </w:rPr>
               <w:t xml:space="preserve">The </w:t>
             </w:r>
-            <w:r xmlns:w="http://schemas.openxmlformats.org/wordprocessingml/2006/main">
+            <w:r>
               <w:rPr>
                 <w:rFonts w:ascii="Avenir" w:eastAsia="Avenir" w:hAnsi="Avenir" w:cs="Avenir"/>
                 <w:color w:val="5E3BFF"/>
@@ -565,7 +565,7 @@
               </w:rPr>
               <w:t xml:space="preserve">teacher </w:t>
             </w:r>
-            <w:r xmlns:w="http://schemas.openxmlformats.org/wordprocessingml/2006/main">
+            <w:r>
               <w:rPr>
                 <w:rFonts w:ascii="Avenir" w:eastAsia="Avenir" w:hAnsi="Avenir" w:cs="Avenir"/>
                 <w:color w:val="000000"/>
@@ -573,7 +573,7 @@
               </w:rPr>
               <w:t xml:space="preserve">is responsible for presenting a summary of the answers </w:t>
             </w:r>
-            <w:r xmlns:w="http://schemas.openxmlformats.org/wordprocessingml/2006/main">
+            <w:r>
               <w:rPr>
                 <w:rFonts w:ascii="Avenir" w:eastAsia="Avenir" w:hAnsi="Avenir" w:cs="Avenir"/>
                 <w:b/>
@@ -582,7 +582,7 @@
               </w:rPr>
               <w:t xml:space="preserve">R1 </w:t>
             </w:r>
-            <w:r xmlns:w="http://schemas.openxmlformats.org/wordprocessingml/2006/main">
+            <w:r>
               <w:rPr>
                 <w:rFonts w:ascii="Avenir" w:eastAsia="Avenir" w:hAnsi="Avenir" w:cs="Avenir"/>
                 <w:color w:val="000000"/>
@@ -590,7 +590,7 @@
               </w:rPr>
               <w:t xml:space="preserve">[ </w:t>
             </w:r>
-            <w:r xmlns:w="http://schemas.openxmlformats.org/wordprocessingml/2006/main">
+            <w:r>
               <w:rPr>
                 <w:rFonts w:ascii="Avenir" w:eastAsia="Avenir" w:hAnsi="Avenir" w:cs="Avenir"/>
                 <w:color w:val="3A7D22"/>
@@ -598,7 +598,7 @@
               </w:rPr>
               <w:t xml:space="preserve">Presentation Guide </w:t>
             </w:r>
-            <w:r xmlns:w="http://schemas.openxmlformats.org/wordprocessingml/2006/main">
+            <w:r>
               <w:rPr>
                 <w:rFonts w:ascii="Avenir" w:eastAsia="Avenir" w:hAnsi="Avenir" w:cs="Avenir"/>
                 <w:color w:val="000000"/>
@@ -606,7 +606,7 @@
               </w:rPr>
               <w:t xml:space="preserve">] prepared by the different </w:t>
             </w:r>
-            <w:r xmlns:w="http://schemas.openxmlformats.org/wordprocessingml/2006/main">
+            <w:r>
               <w:rPr>
                 <w:rFonts w:ascii="Avenir" w:eastAsia="Avenir" w:hAnsi="Avenir" w:cs="Avenir"/>
                 <w:color w:val="5E3BFF"/>
@@ -614,7 +614,7 @@
               </w:rPr>
               <w:t xml:space="preserve">working groups. </w:t>
             </w:r>
-            <w:r xmlns:w="http://schemas.openxmlformats.org/wordprocessingml/2006/main">
+            <w:r>
               <w:rPr>
                 <w:rFonts w:ascii="Avenir" w:eastAsia="Avenir" w:hAnsi="Avenir" w:cs="Avenir"/>
                 <w:color w:val="000000"/>
@@ -622,7 +622,7 @@
               </w:rPr>
               <w:t xml:space="preserve">The </w:t>
             </w:r>
-            <w:r xmlns:w="http://schemas.openxmlformats.org/wordprocessingml/2006/main">
+            <w:r>
               <w:rPr>
                 <w:rFonts w:ascii="Avenir" w:eastAsia="Avenir" w:hAnsi="Avenir" w:cs="Avenir"/>
                 <w:color w:val="5E3BFF"/>
@@ -630,7 +630,7 @@
               </w:rPr>
               <w:t xml:space="preserve">teacher </w:t>
             </w:r>
-            <w:r xmlns:w="http://schemas.openxmlformats.org/wordprocessingml/2006/main">
+            <w:r>
               <w:rPr>
                 <w:rFonts w:ascii="Avenir" w:eastAsia="Avenir" w:hAnsi="Avenir" w:cs="Avenir"/>
                 <w:color w:val="000000"/>
@@ -638,7 +638,7 @@
               </w:rPr>
               <w:t xml:space="preserve">takes this opportunity to highlight the most relevant questions that have arisen, completing the </w:t>
             </w:r>
-            <w:r xmlns:w="http://schemas.openxmlformats.org/wordprocessingml/2006/main">
+            <w:r>
               <w:rPr>
                 <w:rFonts w:ascii="Avenir" w:eastAsia="Avenir" w:hAnsi="Avenir" w:cs="Avenir"/>
                 <w:color w:val="3A7D22"/>
@@ -646,7 +646,7 @@
               </w:rPr>
               <w:t xml:space="preserve">map of questions and answers </w:t>
             </w:r>
-            <w:r xmlns:w="http://schemas.openxmlformats.org/wordprocessingml/2006/main">
+            <w:r>
               <w:rPr>
                 <w:rFonts w:ascii="Avenir" w:eastAsia="Avenir" w:hAnsi="Avenir" w:cs="Avenir"/>
                 <w:color w:val="000000"/>
@@ -654,7 +654,7 @@
               </w:rPr>
               <w:t xml:space="preserve">, shared with the whole class. Of the most relevant questions that may have appeared, it is worth highlighting those relating to </w:t>
             </w:r>
-            <w:r xmlns:w="http://schemas.openxmlformats.org/wordprocessingml/2006/main">
+            <w:r>
               <w:rPr>
                 <w:rFonts w:ascii="Avenir" w:eastAsia="Avenir" w:hAnsi="Avenir" w:cs="Avenir"/>
                 <w:b/>
@@ -663,22 +663,22 @@
               </w:rPr>
               <w:t xml:space="preserve">Q1 </w:t>
             </w:r>
-            <w:r xmlns:w="http://schemas.openxmlformats.org/wordprocessingml/2006/main">
-              <w:rPr>
-                <w:rFonts w:ascii="Avenir" w:eastAsia="Avenir" w:hAnsi="Avenir" w:cs="Avenir"/>
-                <w:color w:val="000000"/>
-                <w:lang w:val="ca-ES"/>
-              </w:rPr>
-              <w:t xml:space="preserve">:</w:t>
-            </w:r>
-            <w:r xmlns:w="http://schemas.openxmlformats.org/wordprocessingml/2006/main">
+            <w:r>
+              <w:rPr>
+                <w:rFonts w:ascii="Avenir" w:eastAsia="Avenir" w:hAnsi="Avenir" w:cs="Avenir"/>
+                <w:color w:val="000000"/>
+                <w:lang w:val="ca-ES"/>
+              </w:rPr>
+              <w:t>:</w:t>
+            </w:r>
+            <w:r>
               <w:rPr>
                 <w:color w:val="000000"/>
                 <w:lang w:val="ca-ES"/>
               </w:rPr>
               <w:t xml:space="preserve"> </w:t>
             </w:r>
-            <w:r xmlns:w="http://schemas.openxmlformats.org/wordprocessingml/2006/main">
+            <w:r>
               <w:rPr>
                 <w:rFonts w:ascii="Avenir" w:eastAsia="Avenir" w:hAnsi="Avenir" w:cs="Avenir"/>
                 <w:i/>
@@ -687,7 +687,7 @@
               </w:rPr>
               <w:t xml:space="preserve">How many codes does the padlock support </w:t>
             </w:r>
-            <w:r xmlns:w="http://schemas.openxmlformats.org/wordprocessingml/2006/main">
+            <w:r>
               <w:rPr>
                 <w:rFonts w:ascii="Avenir" w:eastAsia="Avenir" w:hAnsi="Avenir" w:cs="Avenir"/>
                 <w:i/>
@@ -695,14 +695,14 @@
               </w:rPr>
               <w:t xml:space="preserve">? </w:t>
             </w:r>
-            <w:r xmlns:w="http://schemas.openxmlformats.org/wordprocessingml/2006/main">
-              <w:rPr>
-                <w:rFonts w:ascii="Avenir" w:eastAsia="Avenir" w:hAnsi="Avenir" w:cs="Avenir"/>
-                <w:lang w:val="ca-ES"/>
-              </w:rPr>
-              <w:t xml:space="preserve">, and</w:t>
-            </w:r>
-            <w:r xmlns:w="http://schemas.openxmlformats.org/wordprocessingml/2006/main">
+            <w:r>
+              <w:rPr>
+                <w:rFonts w:ascii="Avenir" w:eastAsia="Avenir" w:hAnsi="Avenir" w:cs="Avenir"/>
+                <w:lang w:val="ca-ES"/>
+              </w:rPr>
+              <w:t>, and</w:t>
+            </w:r>
+            <w:r>
               <w:rPr>
                 <w:rFonts w:ascii="Avenir" w:eastAsia="Avenir" w:hAnsi="Avenir" w:cs="Avenir"/>
                 <w:color w:val="000000"/>
@@ -710,16 +710,16 @@
               </w:rPr>
               <w:t xml:space="preserve"> </w:t>
             </w:r>
-            <w:r xmlns:w="http://schemas.openxmlformats.org/wordprocessingml/2006/main">
-              <w:rPr>
-                <w:rFonts w:ascii="Avenir" w:eastAsia="Avenir" w:hAnsi="Avenir" w:cs="Avenir"/>
-                <w:b/>
-                <w:color w:val="000000"/>
-                <w:lang w:val="ca-ES"/>
-              </w:rPr>
-              <w:t xml:space="preserve">Q1.1:</w:t>
-            </w:r>
-            <w:r xmlns:w="http://schemas.openxmlformats.org/wordprocessingml/2006/main">
+            <w:r>
+              <w:rPr>
+                <w:rFonts w:ascii="Avenir" w:eastAsia="Avenir" w:hAnsi="Avenir" w:cs="Avenir"/>
+                <w:b/>
+                <w:color w:val="000000"/>
+                <w:lang w:val="ca-ES"/>
+              </w:rPr>
+              <w:t>Q1.1:</w:t>
+            </w:r>
+            <w:r>
               <w:rPr>
                 <w:rFonts w:ascii="Avenir" w:eastAsia="Avenir" w:hAnsi="Avenir" w:cs="Avenir"/>
                 <w:color w:val="000000"/>
@@ -727,18 +727,27 @@
               </w:rPr>
               <w:t xml:space="preserve"> </w:t>
             </w:r>
-            <w:r xmlns:w="http://schemas.openxmlformats.org/wordprocessingml/2006/main">
+            <w:r>
               <w:rPr>
                 <w:rFonts w:ascii="Avenir" w:eastAsia="Avenir" w:hAnsi="Avenir" w:cs="Avenir"/>
                 <w:i/>
                 <w:color w:val="000000"/>
                 <w:lang w:val="ca-ES"/>
               </w:rPr>
-              <w:t xml:space="preserve">If we have to open the padlock by trying all the codes, how long (minimum and maximum) do you estimate it would take to open the padlock?</w:t>
-            </w:r>
-          </w:p>
-          <w:p>
-            <w:pPr xmlns:w="http://schemas.openxmlformats.org/wordprocessingml/2006/main">
+              <w:t>If we have to open the padlock by trying all the codes, how lon</w:t>
+            </w:r>
+            <w:r>
+              <w:rPr>
+                <w:rFonts w:ascii="Avenir" w:eastAsia="Avenir" w:hAnsi="Avenir" w:cs="Avenir"/>
+                <w:i/>
+                <w:color w:val="000000"/>
+                <w:lang w:val="ca-ES"/>
+              </w:rPr>
+              <w:t>g (minimum and maximum) do you estimate it would take to open the padlock?</w:t>
+            </w:r>
+          </w:p>
+          <w:p>
+            <w:pPr>
               <w:pBdr>
                 <w:top w:val="nil"/>
                 <w:left w:val="nil"/>
@@ -754,7 +763,7 @@
                 <w:lang w:val="ca-ES"/>
               </w:rPr>
             </w:pPr>
-            <w:r xmlns:w="http://schemas.openxmlformats.org/wordprocessingml/2006/main">
+            <w:r>
               <w:rPr>
                 <w:rFonts w:ascii="Avenir" w:eastAsia="Avenir" w:hAnsi="Avenir" w:cs="Avenir"/>
                 <w:color w:val="000000"/>
@@ -762,7 +771,7 @@
               </w:rPr>
               <w:t xml:space="preserve">The </w:t>
             </w:r>
-            <w:r xmlns:w="http://schemas.openxmlformats.org/wordprocessingml/2006/main">
+            <w:r>
               <w:rPr>
                 <w:rFonts w:ascii="Avenir" w:eastAsia="Avenir" w:hAnsi="Avenir" w:cs="Avenir"/>
                 <w:color w:val="5E3BFF"/>
@@ -770,15 +779,15 @@
               </w:rPr>
               <w:t xml:space="preserve">teacher </w:t>
             </w:r>
-            <w:r xmlns:w="http://schemas.openxmlformats.org/wordprocessingml/2006/main">
-              <w:rPr>
-                <w:rFonts w:ascii="Avenir" w:eastAsia="Avenir" w:hAnsi="Avenir" w:cs="Avenir"/>
-                <w:color w:val="000000"/>
-                <w:lang w:val="ca-ES"/>
-              </w:rPr>
-              <w:t xml:space="preserve">presents the different techniques that may have appeared, in particular: the different techniques for</w:t>
-            </w:r>
-            <w:r xmlns:w="http://schemas.openxmlformats.org/wordprocessingml/2006/main">
+            <w:r>
+              <w:rPr>
+                <w:rFonts w:ascii="Avenir" w:eastAsia="Avenir" w:hAnsi="Avenir" w:cs="Avenir"/>
+                <w:color w:val="000000"/>
+                <w:lang w:val="ca-ES"/>
+              </w:rPr>
+              <w:t>presents the different techniques that may have appeared, in particular: the different techniques for</w:t>
+            </w:r>
+            <w:r>
               <w:rPr>
                 <w:rFonts w:ascii="Avenir" w:eastAsia="Avenir" w:hAnsi="Avenir" w:cs="Avenir"/>
                 <w:i/>
@@ -787,7 +796,7 @@
               </w:rPr>
               <w:t xml:space="preserve"> </w:t>
             </w:r>
-            <w:r xmlns:w="http://schemas.openxmlformats.org/wordprocessingml/2006/main">
+            <w:r>
               <w:rPr>
                 <w:rFonts w:ascii="Avenir" w:eastAsia="Avenir" w:hAnsi="Avenir" w:cs="Avenir"/>
                 <w:color w:val="000000"/>
@@ -795,7 +804,7 @@
               </w:rPr>
               <w:t xml:space="preserve">to </w:t>
             </w:r>
-            <w:r xmlns:w="http://schemas.openxmlformats.org/wordprocessingml/2006/main">
+            <w:r>
               <w:rPr>
                 <w:rFonts w:ascii="Avenir" w:eastAsia="Avenir" w:hAnsi="Avenir" w:cs="Avenir"/>
                 <w:i/>
@@ -804,15 +813,15 @@
               </w:rPr>
               <w:t xml:space="preserve">describe the space to be counted </w:t>
             </w:r>
-            <w:r xmlns:w="http://schemas.openxmlformats.org/wordprocessingml/2006/main">
-              <w:rPr>
-                <w:rFonts w:ascii="Avenir" w:eastAsia="Avenir" w:hAnsi="Avenir" w:cs="Avenir"/>
-                <w:color w:val="000000"/>
-                <w:lang w:val="ca-ES"/>
-              </w:rPr>
-              <w:t xml:space="preserve">and the different techniques to</w:t>
-            </w:r>
-            <w:r xmlns:w="http://schemas.openxmlformats.org/wordprocessingml/2006/main">
+            <w:r>
+              <w:rPr>
+                <w:rFonts w:ascii="Avenir" w:eastAsia="Avenir" w:hAnsi="Avenir" w:cs="Avenir"/>
+                <w:color w:val="000000"/>
+                <w:lang w:val="ca-ES"/>
+              </w:rPr>
+              <w:t>and the different techniques to</w:t>
+            </w:r>
+            <w:r>
               <w:rPr>
                 <w:rFonts w:ascii="Avenir" w:eastAsia="Avenir" w:hAnsi="Avenir" w:cs="Avenir"/>
                 <w:i/>
@@ -821,7 +830,7 @@
               </w:rPr>
               <w:t xml:space="preserve"> </w:t>
             </w:r>
-            <w:r xmlns:w="http://schemas.openxmlformats.org/wordprocessingml/2006/main">
+            <w:r>
               <w:rPr>
                 <w:rFonts w:ascii="Avenir" w:eastAsia="Avenir" w:hAnsi="Avenir" w:cs="Avenir"/>
                 <w:color w:val="000000"/>
@@ -829,7 +838,7 @@
               </w:rPr>
               <w:t xml:space="preserve">to </w:t>
             </w:r>
-            <w:r xmlns:w="http://schemas.openxmlformats.org/wordprocessingml/2006/main">
+            <w:r>
               <w:rPr>
                 <w:rFonts w:ascii="Avenir" w:eastAsia="Avenir" w:hAnsi="Avenir" w:cs="Avenir"/>
                 <w:i/>
@@ -838,7 +847,7 @@
               </w:rPr>
               <w:t xml:space="preserve">count the total codes </w:t>
             </w:r>
-            <w:r xmlns:w="http://schemas.openxmlformats.org/wordprocessingml/2006/main">
+            <w:r>
               <w:rPr>
                 <w:rFonts w:ascii="Avenir" w:eastAsia="Avenir" w:hAnsi="Avenir" w:cs="Avenir"/>
                 <w:color w:val="000000"/>
@@ -846,7 +855,7 @@
               </w:rPr>
               <w:t xml:space="preserve">that a padlock supports [see </w:t>
             </w:r>
-            <w:r xmlns:w="http://schemas.openxmlformats.org/wordprocessingml/2006/main">
+            <w:r>
               <w:rPr>
                 <w:rFonts w:ascii="Avenir" w:eastAsia="Avenir" w:hAnsi="Avenir" w:cs="Avenir"/>
                 <w:color w:val="3A7D22"/>
@@ -854,15 +863,15 @@
               </w:rPr>
               <w:t xml:space="preserve">Presentation Guide </w:t>
             </w:r>
-            <w:r xmlns:w="http://schemas.openxmlformats.org/wordprocessingml/2006/main">
-              <w:rPr>
-                <w:rFonts w:ascii="Avenir" w:eastAsia="Avenir" w:hAnsi="Avenir" w:cs="Avenir"/>
-                <w:color w:val="000000"/>
-                <w:lang w:val="ca-ES"/>
-              </w:rPr>
-              <w:t xml:space="preserve">,</w:t>
-            </w:r>
-            <w:r xmlns:w="http://schemas.openxmlformats.org/wordprocessingml/2006/main">
+            <w:r>
+              <w:rPr>
+                <w:rFonts w:ascii="Avenir" w:eastAsia="Avenir" w:hAnsi="Avenir" w:cs="Avenir"/>
+                <w:color w:val="000000"/>
+                <w:lang w:val="ca-ES"/>
+              </w:rPr>
+              <w:t>,</w:t>
+            </w:r>
+            <w:r>
               <w:rPr>
                 <w:rFonts w:ascii="Avenir" w:eastAsia="Avenir" w:hAnsi="Avenir" w:cs="Avenir"/>
                 <w:color w:val="3A7D22"/>
@@ -870,17 +879,17 @@
               </w:rPr>
               <w:t xml:space="preserve"> </w:t>
             </w:r>
-            <w:r xmlns:w="http://schemas.openxmlformats.org/wordprocessingml/2006/main">
-              <w:rPr>
-                <w:rFonts w:ascii="Avenir" w:eastAsia="Avenir" w:hAnsi="Avenir" w:cs="Avenir"/>
-                <w:color w:val="000000"/>
-                <w:lang w:val="ca-ES"/>
-              </w:rPr>
-              <w:t xml:space="preserve">with examples] to which a name must be given.</w:t>
-            </w:r>
-          </w:p>
-          <w:p>
-            <w:pPr xmlns:w="http://schemas.openxmlformats.org/wordprocessingml/2006/main">
+            <w:r>
+              <w:rPr>
+                <w:rFonts w:ascii="Avenir" w:eastAsia="Avenir" w:hAnsi="Avenir" w:cs="Avenir"/>
+                <w:color w:val="000000"/>
+                <w:lang w:val="ca-ES"/>
+              </w:rPr>
+              <w:t>with examples] to which a name must be given.</w:t>
+            </w:r>
+          </w:p>
+          <w:p>
+            <w:pPr>
               <w:pBdr>
                 <w:top w:val="nil"/>
                 <w:left w:val="nil"/>
@@ -896,7 +905,7 @@
                 <w:lang w:val="ca-ES"/>
               </w:rPr>
             </w:pPr>
-            <w:r xmlns:w="http://schemas.openxmlformats.org/wordprocessingml/2006/main">
+            <w:r>
               <w:rPr>
                 <w:rFonts w:ascii="Avenir" w:eastAsia="Avenir" w:hAnsi="Avenir" w:cs="Avenir"/>
                 <w:color w:val="000000"/>
@@ -904,7 +913,7 @@
               </w:rPr>
               <w:t xml:space="preserve">The goal for </w:t>
             </w:r>
-            <w:r xmlns:w="http://schemas.openxmlformats.org/wordprocessingml/2006/main">
+            <w:r>
               <w:rPr>
                 <w:rFonts w:ascii="Avenir" w:eastAsia="Avenir" w:hAnsi="Avenir" w:cs="Avenir"/>
                 <w:color w:val="5E3BFF"/>
@@ -912,7 +921,7 @@
               </w:rPr>
               <w:t xml:space="preserve">the teacher </w:t>
             </w:r>
-            <w:r xmlns:w="http://schemas.openxmlformats.org/wordprocessingml/2006/main">
+            <w:r>
               <w:rPr>
                 <w:rFonts w:ascii="Avenir" w:eastAsia="Avenir" w:hAnsi="Avenir" w:cs="Avenir"/>
                 <w:color w:val="000000"/>
@@ -920,7 +929,7 @@
               </w:rPr>
               <w:t xml:space="preserve">is to be able to give these elements a mathematical status that is often lost due to a lack of specific terminology. The guide presentation illustrates examples of: </w:t>
             </w:r>
-            <w:r xmlns:w="http://schemas.openxmlformats.org/wordprocessingml/2006/main">
+            <w:r>
               <w:rPr>
                 <w:rFonts w:ascii="Avenir" w:eastAsia="Avenir" w:hAnsi="Avenir" w:cs="Avenir"/>
                 <w:i/>
@@ -929,17 +938,17 @@
               </w:rPr>
               <w:t xml:space="preserve">More or less structured lists, tree diagrams, product of options, grouping of repetitions, arithmetic formulas </w:t>
             </w:r>
-            <w:r xmlns:w="http://schemas.openxmlformats.org/wordprocessingml/2006/main">
-              <w:rPr>
-                <w:rFonts w:ascii="Avenir" w:eastAsia="Avenir" w:hAnsi="Avenir" w:cs="Avenir"/>
-                <w:color w:val="000000"/>
-                <w:lang w:val="ca-ES"/>
-              </w:rPr>
-              <w:t xml:space="preserve">, among others.</w:t>
-            </w:r>
-          </w:p>
-          <w:p>
-            <w:pPr xmlns:w="http://schemas.openxmlformats.org/wordprocessingml/2006/main">
+            <w:r>
+              <w:rPr>
+                <w:rFonts w:ascii="Avenir" w:eastAsia="Avenir" w:hAnsi="Avenir" w:cs="Avenir"/>
+                <w:color w:val="000000"/>
+                <w:lang w:val="ca-ES"/>
+              </w:rPr>
+              <w:t>, among others.</w:t>
+            </w:r>
+          </w:p>
+          <w:p>
+            <w:pPr>
               <w:pBdr>
                 <w:top w:val="nil"/>
                 <w:left w:val="nil"/>
@@ -959,7 +968,7 @@
                 <w:lang w:val="ca-ES"/>
               </w:rPr>
             </w:pPr>
-            <w:r xmlns:w="http://schemas.openxmlformats.org/wordprocessingml/2006/main">
+            <w:r>
               <w:rPr>
                 <w:rFonts w:ascii="Avenir" w:eastAsia="Avenir" w:hAnsi="Avenir" w:cs="Avenir"/>
                 <w:b/>
@@ -968,17 +977,17 @@
               </w:rPr>
               <w:t xml:space="preserve">[2] Presentation of Q2 and restrictions or new information on padlock codes </w:t>
             </w:r>
-            <w:r xmlns:w="http://schemas.openxmlformats.org/wordprocessingml/2006/main">
-              <w:rPr>
-                <w:rFonts w:ascii="Avenir" w:eastAsia="Avenir" w:hAnsi="Avenir" w:cs="Avenir"/>
-                <w:color w:val="000000"/>
-                <w:lang w:val="ca-ES"/>
-              </w:rPr>
-              <w:t xml:space="preserve">10 min</w:t>
-            </w:r>
-          </w:p>
-          <w:p>
-            <w:pPr xmlns:w="http://schemas.openxmlformats.org/wordprocessingml/2006/main">
+            <w:r>
+              <w:rPr>
+                <w:rFonts w:ascii="Avenir" w:eastAsia="Avenir" w:hAnsi="Avenir" w:cs="Avenir"/>
+                <w:color w:val="000000"/>
+                <w:lang w:val="ca-ES"/>
+              </w:rPr>
+              <w:t>10 min</w:t>
+            </w:r>
+          </w:p>
+          <w:p>
+            <w:pPr>
               <w:pBdr>
                 <w:top w:val="nil"/>
                 <w:left w:val="nil"/>
@@ -994,7 +1003,7 @@
                 <w:lang w:val="ca-ES"/>
               </w:rPr>
             </w:pPr>
-            <w:r xmlns:w="http://schemas.openxmlformats.org/wordprocessingml/2006/main">
+            <w:r>
               <w:rPr>
                 <w:rFonts w:ascii="Avenir" w:eastAsia="Avenir" w:hAnsi="Avenir" w:cs="Avenir"/>
                 <w:color w:val="000000"/>
@@ -1002,7 +1011,7 @@
               </w:rPr>
               <w:t xml:space="preserve">The </w:t>
             </w:r>
-            <w:r xmlns:w="http://schemas.openxmlformats.org/wordprocessingml/2006/main">
+            <w:r>
               <w:rPr>
                 <w:rFonts w:ascii="Avenir" w:eastAsia="Avenir" w:hAnsi="Avenir" w:cs="Avenir"/>
                 <w:color w:val="5E3BFF"/>
@@ -1010,7 +1019,7 @@
               </w:rPr>
               <w:t xml:space="preserve">teacher </w:t>
             </w:r>
-            <w:r xmlns:w="http://schemas.openxmlformats.org/wordprocessingml/2006/main">
+            <w:r>
               <w:rPr>
                 <w:rFonts w:ascii="Avenir" w:eastAsia="Avenir" w:hAnsi="Avenir" w:cs="Avenir"/>
                 <w:color w:val="000000"/>
@@ -1018,7 +1027,7 @@
               </w:rPr>
               <w:t xml:space="preserve">presents the new situation which starts from the same collection of padlocks, but now adding restrictions on the codes or passwords. The </w:t>
             </w:r>
-            <w:r xmlns:w="http://schemas.openxmlformats.org/wordprocessingml/2006/main">
+            <w:r>
               <w:rPr>
                 <w:rFonts w:ascii="Avenir" w:eastAsia="Avenir" w:hAnsi="Avenir" w:cs="Avenir"/>
                 <w:color w:val="5E3BFF"/>
@@ -1026,7 +1035,7 @@
               </w:rPr>
               <w:t xml:space="preserve">teacher </w:t>
             </w:r>
-            <w:r xmlns:w="http://schemas.openxmlformats.org/wordprocessingml/2006/main">
+            <w:r>
               <w:rPr>
                 <w:rFonts w:ascii="Avenir" w:eastAsia="Avenir" w:hAnsi="Avenir" w:cs="Avenir"/>
                 <w:color w:val="000000"/>
@@ -1034,7 +1043,7 @@
               </w:rPr>
               <w:t xml:space="preserve">explicitly presents </w:t>
             </w:r>
-            <w:r xmlns:w="http://schemas.openxmlformats.org/wordprocessingml/2006/main">
+            <w:r>
               <w:rPr>
                 <w:rFonts w:ascii="Avenir" w:eastAsia="Avenir" w:hAnsi="Avenir" w:cs="Avenir"/>
                 <w:b/>
@@ -1043,7 +1052,7 @@
               </w:rPr>
               <w:t xml:space="preserve">Q2 </w:t>
             </w:r>
-            <w:r xmlns:w="http://schemas.openxmlformats.org/wordprocessingml/2006/main">
+            <w:r>
               <w:rPr>
                 <w:rFonts w:ascii="Avenir" w:eastAsia="Avenir" w:hAnsi="Avenir" w:cs="Avenir"/>
                 <w:color w:val="000000"/>
@@ -1051,7 +1060,7 @@
               </w:rPr>
               <w:t xml:space="preserve">on </w:t>
             </w:r>
-            <w:r xmlns:w="http://schemas.openxmlformats.org/wordprocessingml/2006/main">
+            <w:r>
               <w:rPr>
                 <w:rFonts w:ascii="Avenir" w:eastAsia="Avenir" w:hAnsi="Avenir" w:cs="Avenir"/>
                 <w:i/>
@@ -1060,7 +1069,7 @@
               </w:rPr>
               <w:t xml:space="preserve">how we can find the number of codes that the padlocks now have with the new information? </w:t>
             </w:r>
-            <w:r xmlns:w="http://schemas.openxmlformats.org/wordprocessingml/2006/main">
+            <w:r>
               <w:rPr>
                 <w:rFonts w:ascii="Avenir" w:eastAsia="Avenir" w:hAnsi="Avenir" w:cs="Avenir"/>
                 <w:color w:val="000000"/>
@@ -1068,7 +1077,7 @@
               </w:rPr>
               <w:t xml:space="preserve">[see </w:t>
             </w:r>
-            <w:r xmlns:w="http://schemas.openxmlformats.org/wordprocessingml/2006/main">
+            <w:r>
               <w:rPr>
                 <w:rFonts w:ascii="Avenir" w:eastAsia="Avenir" w:hAnsi="Avenir" w:cs="Avenir"/>
                 <w:color w:val="3A7D22"/>
@@ -1076,17 +1085,17 @@
               </w:rPr>
               <w:t xml:space="preserve">Presentation Guide </w:t>
             </w:r>
-            <w:r xmlns:w="http://schemas.openxmlformats.org/wordprocessingml/2006/main">
-              <w:rPr>
-                <w:rFonts w:ascii="Avenir" w:eastAsia="Avenir" w:hAnsi="Avenir" w:cs="Avenir"/>
-                <w:color w:val="000000"/>
-                <w:lang w:val="ca-ES"/>
-              </w:rPr>
-              <w:t xml:space="preserve">] and presents the collection of padlocks with restrictions:</w:t>
-            </w:r>
-          </w:p>
-          <w:p>
-            <w:pPr xmlns:w="http://schemas.openxmlformats.org/wordprocessingml/2006/main">
+            <w:r>
+              <w:rPr>
+                <w:rFonts w:ascii="Avenir" w:eastAsia="Avenir" w:hAnsi="Avenir" w:cs="Avenir"/>
+                <w:color w:val="000000"/>
+                <w:lang w:val="ca-ES"/>
+              </w:rPr>
+              <w:t>] and presents the collection of padlocks with restrictions:</w:t>
+            </w:r>
+          </w:p>
+          <w:p>
+            <w:pPr>
               <w:pBdr>
                 <w:top w:val="nil"/>
                 <w:left w:val="nil"/>
@@ -1105,7 +1114,7 @@
                 <w:lang w:val="ca-ES"/>
               </w:rPr>
             </w:pPr>
-            <w:r xmlns:w="http://schemas.openxmlformats.org/wordprocessingml/2006/main">
+            <w:r>
               <w:rPr>
                 <w:rFonts w:ascii="Avenir" w:eastAsia="Avenir" w:hAnsi="Avenir" w:cs="Avenir"/>
                 <w:b/>
@@ -1114,9 +1123,9 @@
                 <w:szCs w:val="16"/>
                 <w:lang w:val="ca-ES"/>
               </w:rPr>
-              <w:t xml:space="preserve">Padlock 7:</w:t>
-            </w:r>
-            <w:r xmlns:w="http://schemas.openxmlformats.org/wordprocessingml/2006/main">
+              <w:t>Padlock 7:</w:t>
+            </w:r>
+            <w:r>
               <w:rPr>
                 <w:rFonts w:ascii="Avenir" w:eastAsia="Avenir" w:hAnsi="Avenir" w:cs="Avenir"/>
                 <w:b/>
@@ -1127,7 +1136,7 @@
               </w:rPr>
               <w:t xml:space="preserve"> </w:t>
             </w:r>
-            <w:r xmlns:w="http://schemas.openxmlformats.org/wordprocessingml/2006/main">
+            <w:r>
               <w:rPr>
                 <w:rFonts w:ascii="Avenir" w:eastAsia="Avenir" w:hAnsi="Avenir" w:cs="Avenir"/>
                 <w:color w:val="000000"/>
@@ -1137,7 +1146,7 @@
               </w:rPr>
               <w:t xml:space="preserve">Roulette numbering </w:t>
             </w:r>
-            <w:r xmlns:w="http://schemas.openxmlformats.org/wordprocessingml/2006/main">
+            <w:r>
               <w:rPr>
                 <w:rFonts w:ascii="Avenir" w:eastAsia="Avenir" w:hAnsi="Avenir" w:cs="Avenir"/>
                 <w:b/>
@@ -1146,11 +1155,11 @@
                 <w:szCs w:val="16"/>
                 <w:lang w:val="ca-ES"/>
               </w:rPr>
-              <w:t xml:space="preserve">padlock 1 , from which we know that the password does not contain repeated digits.</w:t>
-            </w:r>
-          </w:p>
-          <w:p>
-            <w:pPr xmlns:w="http://schemas.openxmlformats.org/wordprocessingml/2006/main">
+              <w:t>padlock 1 , from which we know that the password does not contain repeated digits.</w:t>
+            </w:r>
+          </w:p>
+          <w:p>
+            <w:pPr>
               <w:pBdr>
                 <w:top w:val="nil"/>
                 <w:left w:val="nil"/>
@@ -1169,7 +1178,7 @@
                 <w:lang w:val="ca-ES"/>
               </w:rPr>
             </w:pPr>
-            <w:r xmlns:w="http://schemas.openxmlformats.org/wordprocessingml/2006/main">
+            <w:r>
               <w:rPr>
                 <w:rFonts w:ascii="Avenir" w:eastAsia="Avenir" w:hAnsi="Avenir" w:cs="Avenir"/>
                 <w:b/>
@@ -1178,9 +1187,9 @@
                 <w:szCs w:val="16"/>
                 <w:lang w:val="ca-ES"/>
               </w:rPr>
-              <w:t xml:space="preserve">Padlock 8:</w:t>
-            </w:r>
-            <w:r xmlns:w="http://schemas.openxmlformats.org/wordprocessingml/2006/main">
+              <w:t>Padlock 8:</w:t>
+            </w:r>
+            <w:r>
               <w:rPr>
                 <w:rFonts w:ascii="Avenir" w:eastAsia="Avenir" w:hAnsi="Avenir" w:cs="Avenir"/>
                 <w:b/>
@@ -1191,7 +1200,7 @@
               </w:rPr>
               <w:t xml:space="preserve"> </w:t>
             </w:r>
-            <w:r xmlns:w="http://schemas.openxmlformats.org/wordprocessingml/2006/main">
+            <w:r>
               <w:rPr>
                 <w:rFonts w:ascii="Avenir" w:eastAsia="Avenir" w:hAnsi="Avenir" w:cs="Avenir"/>
                 <w:b/>
@@ -1202,7 +1211,7 @@
               </w:rPr>
               <w:t xml:space="preserve">2-button padlock </w:t>
             </w:r>
-            <w:r xmlns:w="http://schemas.openxmlformats.org/wordprocessingml/2006/main">
+            <w:r>
               <w:rPr>
                 <w:rFonts w:ascii="Avenir" w:eastAsia="Avenir" w:hAnsi="Avenir" w:cs="Avenir"/>
                 <w:color w:val="000000"/>
@@ -1210,11 +1219,11 @@
                 <w:szCs w:val="16"/>
                 <w:lang w:val="ca-ES"/>
               </w:rPr>
-              <w:t xml:space="preserve">, from what we know for sure the password has 7 digits.</w:t>
-            </w:r>
-          </w:p>
-          <w:p>
-            <w:pPr xmlns:w="http://schemas.openxmlformats.org/wordprocessingml/2006/main">
+              <w:t>, from what we know for sure the password has 7 digits.</w:t>
+            </w:r>
+          </w:p>
+          <w:p>
+            <w:pPr>
               <w:pBdr>
                 <w:top w:val="nil"/>
                 <w:left w:val="nil"/>
@@ -1233,7 +1242,7 @@
                 <w:lang w:val="ca-ES"/>
               </w:rPr>
             </w:pPr>
-            <w:r xmlns:w="http://schemas.openxmlformats.org/wordprocessingml/2006/main">
+            <w:r>
               <w:rPr>
                 <w:rFonts w:ascii="Avenir" w:eastAsia="Avenir" w:hAnsi="Avenir" w:cs="Avenir"/>
                 <w:b/>
@@ -1242,54 +1251,44 @@
                 <w:szCs w:val="16"/>
                 <w:lang w:val="ca-ES"/>
               </w:rPr>
-              <w:lastRenderedPageBreak xmlns:w="http://schemas.openxmlformats.org/wordprocessingml/2006/main"/>
-            </w:r>
-            <w:r xmlns:w="http://schemas.openxmlformats.org/wordprocessingml/2006/main">
-              <w:rPr>
-                <w:rFonts w:ascii="Avenir" w:eastAsia="Avenir" w:hAnsi="Avenir" w:cs="Avenir"/>
-                <w:b/>
-                <w:color w:val="3A7D22"/>
+              <w:lastRenderedPageBreak/>
+              <w:t>Padlock 9:</w:t>
+            </w:r>
+            <w:r>
+              <w:rPr>
+                <w:rFonts w:ascii="Avenir" w:eastAsia="Avenir" w:hAnsi="Avenir" w:cs="Avenir"/>
+                <w:b/>
+                <w:color w:val="000000"/>
+                <w:sz w:val="15"/>
+                <w:szCs w:val="15"/>
+                <w:lang w:val="ca-ES"/>
+              </w:rPr>
+              <w:t xml:space="preserve"> </w:t>
+            </w:r>
+            <w:r>
+              <w:rPr>
+                <w:rFonts w:ascii="Avenir" w:eastAsia="Avenir" w:hAnsi="Avenir" w:cs="Avenir"/>
+                <w:b/>
+                <w:color w:val="000000"/>
                 <w:sz w:val="16"/>
                 <w:szCs w:val="16"/>
                 <w:lang w:val="ca-ES"/>
               </w:rPr>
-              <w:t xml:space="preserve">Padlock 9:</w:t>
-            </w:r>
-            <w:r xmlns:w="http://schemas.openxmlformats.org/wordprocessingml/2006/main">
-              <w:rPr>
-                <w:rFonts w:ascii="Avenir" w:eastAsia="Avenir" w:hAnsi="Avenir" w:cs="Avenir"/>
-                <w:b/>
-                <w:color w:val="000000"/>
-                <w:sz w:val="15"/>
-                <w:szCs w:val="15"/>
-                <w:lang w:val="ca-ES"/>
-              </w:rPr>
-              <w:t xml:space="preserve"> </w:t>
-            </w:r>
-            <w:r xmlns:w="http://schemas.openxmlformats.org/wordprocessingml/2006/main">
-              <w:rPr>
-                <w:rFonts w:ascii="Avenir" w:eastAsia="Avenir" w:hAnsi="Avenir" w:cs="Avenir"/>
-                <w:b/>
+              <w:t xml:space="preserve">Padlock 3 </w:t>
+            </w:r>
+            <w:r>
+              <w:rPr>
+                <w:rFonts w:ascii="Avenir" w:eastAsia="Avenir" w:hAnsi="Avenir" w:cs="Avenir"/>
                 <w:color w:val="000000"/>
                 <w:sz w:val="16"/>
                 <w:szCs w:val="16"/>
                 <w:lang w:val="ca-ES"/>
               </w:rPr>
-              <w:t xml:space="preserve">Padlock 3 </w:t>
-            </w:r>
-            <w:r xmlns:w="http://schemas.openxmlformats.org/wordprocessingml/2006/main">
-              <w:rPr>
-                <w:rFonts w:ascii="Avenir" w:eastAsia="Avenir" w:hAnsi="Avenir" w:cs="Avenir"/>
-                <w:color w:val="000000"/>
-                <w:sz w:val="16"/>
-                <w:szCs w:val="16"/>
-                <w:lang w:val="ca-ES"/>
-              </w:rPr>
-              <w:t xml:space="preserve">with dates, from what we know that neither the days nor the years contain repeated numbers.</w:t>
-            </w:r>
-          </w:p>
-          <w:p>
-            <w:pPr xmlns:w="http://schemas.openxmlformats.org/wordprocessingml/2006/main">
+              <w:t>with dates, from what we know that neither the days nor the years contain repeated numbers.</w:t>
+            </w:r>
+          </w:p>
+          <w:p>
+            <w:pPr>
               <w:pBdr>
                 <w:top w:val="nil"/>
                 <w:left w:val="nil"/>
@@ -1308,7 +1307,7 @@
                 <w:lang w:val="ca-ES"/>
               </w:rPr>
             </w:pPr>
-            <w:r xmlns:w="http://schemas.openxmlformats.org/wordprocessingml/2006/main">
+            <w:r>
               <w:rPr>
                 <w:rFonts w:ascii="Avenir" w:eastAsia="Avenir" w:hAnsi="Avenir" w:cs="Avenir"/>
                 <w:b/>
@@ -1317,9 +1316,9 @@
                 <w:szCs w:val="16"/>
                 <w:lang w:val="ca-ES"/>
               </w:rPr>
-              <w:t xml:space="preserve">Padlock 10:</w:t>
-            </w:r>
-            <w:r xmlns:w="http://schemas.openxmlformats.org/wordprocessingml/2006/main">
+              <w:t>Padlock 10:</w:t>
+            </w:r>
+            <w:r>
               <w:rPr>
                 <w:rFonts w:ascii="Avenir" w:eastAsia="Avenir" w:hAnsi="Avenir" w:cs="Avenir"/>
                 <w:b/>
@@ -1330,7 +1329,7 @@
               </w:rPr>
               <w:t xml:space="preserve"> </w:t>
             </w:r>
-            <w:r xmlns:w="http://schemas.openxmlformats.org/wordprocessingml/2006/main">
+            <w:r>
               <w:rPr>
                 <w:rFonts w:ascii="Avenir" w:eastAsia="Avenir" w:hAnsi="Avenir" w:cs="Avenir"/>
                 <w:b/>
@@ -1341,7 +1340,7 @@
               </w:rPr>
               <w:t xml:space="preserve">5-way padlock </w:t>
             </w:r>
-            <w:r xmlns:w="http://schemas.openxmlformats.org/wordprocessingml/2006/main">
+            <w:r>
               <w:rPr>
                 <w:rFonts w:ascii="Avenir" w:eastAsia="Avenir" w:hAnsi="Avenir" w:cs="Avenir"/>
                 <w:color w:val="000000"/>
@@ -1349,11 +1348,11 @@
                 <w:szCs w:val="16"/>
                 <w:lang w:val="ca-ES"/>
               </w:rPr>
-              <w:t xml:space="preserve">, from what we know the password does not contain repeated directions.</w:t>
-            </w:r>
-          </w:p>
-          <w:p>
-            <w:pPr xmlns:w="http://schemas.openxmlformats.org/wordprocessingml/2006/main">
+              <w:t>, from what we know the password does not contain repeated directions.</w:t>
+            </w:r>
+          </w:p>
+          <w:p>
+            <w:pPr>
               <w:pBdr>
                 <w:top w:val="nil"/>
                 <w:left w:val="nil"/>
@@ -1372,7 +1371,7 @@
                 <w:lang w:val="ca-ES"/>
               </w:rPr>
             </w:pPr>
-            <w:r xmlns:w="http://schemas.openxmlformats.org/wordprocessingml/2006/main">
+            <w:r>
               <w:rPr>
                 <w:rFonts w:ascii="Avenir" w:eastAsia="Avenir" w:hAnsi="Avenir" w:cs="Avenir"/>
                 <w:b/>
@@ -1381,9 +1380,9 @@
                 <w:szCs w:val="16"/>
                 <w:lang w:val="ca-ES"/>
               </w:rPr>
-              <w:t xml:space="preserve">Padlock 11:</w:t>
-            </w:r>
-            <w:r xmlns:w="http://schemas.openxmlformats.org/wordprocessingml/2006/main">
+              <w:t>Padlock 11:</w:t>
+            </w:r>
+            <w:r>
               <w:rPr>
                 <w:rFonts w:ascii="Avenir" w:eastAsia="Avenir" w:hAnsi="Avenir" w:cs="Avenir"/>
                 <w:b/>
@@ -1394,7 +1393,7 @@
               </w:rPr>
               <w:t xml:space="preserve"> Safe </w:t>
             </w:r>
-            <w:r xmlns:w="http://schemas.openxmlformats.org/wordprocessingml/2006/main">
+            <w:r>
               <w:rPr>
                 <w:rFonts w:ascii="Avenir" w:eastAsia="Avenir" w:hAnsi="Avenir" w:cs="Avenir"/>
                 <w:b/>
@@ -1405,7 +1404,7 @@
               </w:rPr>
               <w:t xml:space="preserve">padlock 6 </w:t>
             </w:r>
-            <w:r xmlns:w="http://schemas.openxmlformats.org/wordprocessingml/2006/main">
+            <w:r>
               <w:rPr>
                 <w:rFonts w:ascii="Avenir" w:eastAsia="Avenir" w:hAnsi="Avenir" w:cs="Avenir"/>
                 <w:color w:val="000000"/>
@@ -1413,11 +1412,11 @@
                 <w:szCs w:val="16"/>
                 <w:lang w:val="ca-ES"/>
               </w:rPr>
-              <w:t xml:space="preserve">, from which we know that the password (3 numbers) has 2 repeated digits.</w:t>
-            </w:r>
-          </w:p>
-          <w:p>
-            <w:pPr xmlns:w="http://schemas.openxmlformats.org/wordprocessingml/2006/main">
+              <w:t>, from which we know that the password (3 numbers) has 2 repeated digits.</w:t>
+            </w:r>
+          </w:p>
+          <w:p>
+            <w:pPr>
               <w:pBdr>
                 <w:top w:val="nil"/>
                 <w:left w:val="nil"/>
@@ -1437,7 +1436,7 @@
                 <w:lang w:val="ca-ES"/>
               </w:rPr>
             </w:pPr>
-            <w:r xmlns:w="http://schemas.openxmlformats.org/wordprocessingml/2006/main">
+            <w:r>
               <w:rPr>
                 <w:rFonts w:ascii="Avenir" w:eastAsia="Avenir" w:hAnsi="Avenir" w:cs="Avenir"/>
                 <w:b/>
@@ -1446,16 +1445,16 @@
               </w:rPr>
               <w:t xml:space="preserve">[3] </w:t>
             </w:r>
-            <w:r xmlns:w="http://schemas.openxmlformats.org/wordprocessingml/2006/main">
+            <w:r>
               <w:rPr>
                 <w:rFonts w:ascii="Avenir" w:eastAsia="Avenir" w:hAnsi="Avenir" w:cs="Avenir"/>
                 <w:b/>
                 <w:color w:val="262626"/>
                 <w:lang w:val="ca-ES"/>
               </w:rPr>
-              <w:t xml:space="preserve">Group study of Q2, now taking responsibility for all the locks</w:t>
-            </w:r>
-            <w:r xmlns:w="http://schemas.openxmlformats.org/wordprocessingml/2006/main">
+              <w:t>Group study of Q2, now taking responsibility for all the locks</w:t>
+            </w:r>
+            <w:r>
               <w:rPr>
                 <w:rFonts w:ascii="Avenir" w:eastAsia="Avenir" w:hAnsi="Avenir" w:cs="Avenir"/>
                 <w:b/>
@@ -1464,17 +1463,17 @@
               </w:rPr>
               <w:t xml:space="preserve">                      </w:t>
             </w:r>
-            <w:r xmlns:w="http://schemas.openxmlformats.org/wordprocessingml/2006/main">
-              <w:rPr>
-                <w:rFonts w:ascii="Avenir" w:eastAsia="Avenir" w:hAnsi="Avenir" w:cs="Avenir"/>
-                <w:color w:val="000000"/>
-                <w:lang w:val="ca-ES"/>
-              </w:rPr>
-              <w:t xml:space="preserve">45-60 minutes</w:t>
-            </w:r>
-          </w:p>
-          <w:p>
-            <w:pPr xmlns:w="http://schemas.openxmlformats.org/wordprocessingml/2006/main">
+            <w:r>
+              <w:rPr>
+                <w:rFonts w:ascii="Avenir" w:eastAsia="Avenir" w:hAnsi="Avenir" w:cs="Avenir"/>
+                <w:color w:val="000000"/>
+                <w:lang w:val="ca-ES"/>
+              </w:rPr>
+              <w:t>45-60 minutes</w:t>
+            </w:r>
+          </w:p>
+          <w:p>
+            <w:pPr>
               <w:pBdr>
                 <w:top w:val="nil"/>
                 <w:left w:val="nil"/>
@@ -1490,7 +1489,7 @@
                 <w:lang w:val="ca-ES"/>
               </w:rPr>
             </w:pPr>
-            <w:r xmlns:w="http://schemas.openxmlformats.org/wordprocessingml/2006/main">
+            <w:r>
               <w:rPr>
                 <w:rFonts w:ascii="Avenir" w:eastAsia="Avenir" w:hAnsi="Avenir" w:cs="Avenir"/>
                 <w:color w:val="000000"/>
@@ -1498,7 +1497,7 @@
               </w:rPr>
               <w:t xml:space="preserve">From here the </w:t>
             </w:r>
-            <w:r xmlns:w="http://schemas.openxmlformats.org/wordprocessingml/2006/main">
+            <w:r>
               <w:rPr>
                 <w:rFonts w:ascii="Avenir" w:eastAsia="Avenir" w:hAnsi="Avenir" w:cs="Avenir"/>
                 <w:color w:val="5E3BFF"/>
@@ -1506,17 +1505,17 @@
               </w:rPr>
               <w:t xml:space="preserve">teacher </w:t>
             </w:r>
-            <w:r xmlns:w="http://schemas.openxmlformats.org/wordprocessingml/2006/main">
-              <w:rPr>
-                <w:rFonts w:ascii="Avenir" w:eastAsia="Avenir" w:hAnsi="Avenir" w:cs="Avenir"/>
-                <w:color w:val="000000"/>
-                <w:lang w:val="ca-ES"/>
-              </w:rPr>
-              <w:t xml:space="preserve">proposes that we work on</w:t>
-            </w:r>
-          </w:p>
-          <w:p>
-            <w:pPr xmlns:w="http://schemas.openxmlformats.org/wordprocessingml/2006/main">
+            <w:r>
+              <w:rPr>
+                <w:rFonts w:ascii="Avenir" w:eastAsia="Avenir" w:hAnsi="Avenir" w:cs="Avenir"/>
+                <w:color w:val="000000"/>
+                <w:lang w:val="ca-ES"/>
+              </w:rPr>
+              <w:t>proposes that we work on</w:t>
+            </w:r>
+          </w:p>
+          <w:p>
+            <w:pPr>
               <w:pBdr>
                 <w:top w:val="nil"/>
                 <w:left w:val="nil"/>
@@ -1532,7 +1531,7 @@
                 <w:lang w:val="ca-ES"/>
               </w:rPr>
             </w:pPr>
-            <w:r xmlns:w="http://schemas.openxmlformats.org/wordprocessingml/2006/main">
+            <w:r>
               <w:rPr>
                 <w:rFonts w:ascii="Avenir" w:eastAsia="Avenir" w:hAnsi="Avenir" w:cs="Avenir"/>
                 <w:color w:val="5E3BFF"/>
@@ -1540,7 +1539,7 @@
               </w:rPr>
               <w:t xml:space="preserve">, but </w:t>
             </w:r>
-            <w:r xmlns:w="http://schemas.openxmlformats.org/wordprocessingml/2006/main">
+            <w:r>
               <w:rPr>
                 <w:rFonts w:ascii="Avenir" w:eastAsia="Avenir" w:hAnsi="Avenir" w:cs="Avenir"/>
                 <w:color w:val="000000"/>
@@ -1548,7 +1547,7 @@
               </w:rPr>
               <w:t xml:space="preserve">now addressing </w:t>
             </w:r>
-            <w:r xmlns:w="http://schemas.openxmlformats.org/wordprocessingml/2006/main">
+            <w:r>
               <w:rPr>
                 <w:rFonts w:ascii="Avenir" w:eastAsia="Avenir" w:hAnsi="Avenir" w:cs="Avenir"/>
                 <w:color w:val="3A7D22"/>
@@ -1556,7 +1555,7 @@
               </w:rPr>
               <w:t xml:space="preserve">all cases of padlocks </w:t>
             </w:r>
-            <w:r xmlns:w="http://schemas.openxmlformats.org/wordprocessingml/2006/main">
+            <w:r>
               <w:rPr>
                 <w:rFonts w:ascii="Avenir" w:eastAsia="Avenir" w:hAnsi="Avenir" w:cs="Avenir"/>
                 <w:color w:val="000000"/>
@@ -1564,14 +1563,14 @@
               </w:rPr>
               <w:t xml:space="preserve">, from 7 </w:t>
             </w:r>
-            <w:r xmlns:w="http://schemas.openxmlformats.org/wordprocessingml/2006/main">
+            <w:r>
               <w:rPr>
                 <w:rFonts w:ascii="Avenir" w:eastAsia="Avenir" w:hAnsi="Avenir" w:cs="Avenir"/>
                 <w:lang w:val="ca-ES"/>
               </w:rPr>
               <w:t xml:space="preserve">to 11 </w:t>
             </w:r>
-            <w:r xmlns:w="http://schemas.openxmlformats.org/wordprocessingml/2006/main">
+            <w:r>
               <w:rPr>
                 <w:rFonts w:ascii="Avenir" w:eastAsia="Avenir" w:hAnsi="Avenir" w:cs="Avenir"/>
                 <w:color w:val="000000"/>
@@ -1579,7 +1578,7 @@
               </w:rPr>
               <w:t xml:space="preserve">, and not just focusing on one padlock as in Phase 1. It may be recommended to use the answers provided </w:t>
             </w:r>
-            <w:r xmlns:w="http://schemas.openxmlformats.org/wordprocessingml/2006/main">
+            <w:r>
               <w:rPr>
                 <w:rFonts w:ascii="Avenir" w:eastAsia="Avenir" w:hAnsi="Avenir" w:cs="Avenir"/>
                 <w:b/>
@@ -1588,17 +1587,17 @@
               </w:rPr>
               <w:t xml:space="preserve">R1 </w:t>
             </w:r>
-            <w:r xmlns:w="http://schemas.openxmlformats.org/wordprocessingml/2006/main">
-              <w:rPr>
-                <w:rFonts w:ascii="Avenir" w:eastAsia="Avenir" w:hAnsi="Avenir" w:cs="Avenir"/>
-                <w:color w:val="000000"/>
-                <w:lang w:val="ca-ES"/>
-              </w:rPr>
-              <w:t xml:space="preserve">shared for all groups in Phase 1.</w:t>
-            </w:r>
-          </w:p>
-          <w:p>
-            <w:pPr xmlns:w="http://schemas.openxmlformats.org/wordprocessingml/2006/main">
+            <w:r>
+              <w:rPr>
+                <w:rFonts w:ascii="Avenir" w:eastAsia="Avenir" w:hAnsi="Avenir" w:cs="Avenir"/>
+                <w:color w:val="000000"/>
+                <w:lang w:val="ca-ES"/>
+              </w:rPr>
+              <w:t>shared for all groups in Phase 1.</w:t>
+            </w:r>
+          </w:p>
+          <w:p>
+            <w:pPr>
               <w:pBdr>
                 <w:top w:val="nil"/>
                 <w:left w:val="nil"/>
@@ -1614,7 +1613,7 @@
                 <w:lang w:val="ca-ES"/>
               </w:rPr>
             </w:pPr>
-            <w:r xmlns:w="http://schemas.openxmlformats.org/wordprocessingml/2006/main">
+            <w:r>
               <w:rPr>
                 <w:rFonts w:ascii="Avenir" w:eastAsia="Avenir" w:hAnsi="Avenir" w:cs="Avenir"/>
                 <w:color w:val="000000"/>
@@ -1622,7 +1621,7 @@
               </w:rPr>
               <w:t xml:space="preserve">To end this stage, the teacher states that, despite working in groups, they will individually submit </w:t>
             </w:r>
-            <w:r xmlns:w="http://schemas.openxmlformats.org/wordprocessingml/2006/main">
+            <w:r>
               <w:rPr>
                 <w:rFonts w:ascii="Avenir" w:eastAsia="Avenir" w:hAnsi="Avenir" w:cs="Avenir"/>
                 <w:color w:val="3A7D22"/>
@@ -1630,7 +1629,7 @@
               </w:rPr>
               <w:t xml:space="preserve">Individual Report 2 </w:t>
             </w:r>
-            <w:r xmlns:w="http://schemas.openxmlformats.org/wordprocessingml/2006/main">
+            <w:r>
               <w:rPr>
                 <w:rFonts w:ascii="Avenir" w:eastAsia="Avenir" w:hAnsi="Avenir" w:cs="Avenir"/>
                 <w:color w:val="000000"/>
@@ -1638,7 +1637,7 @@
               </w:rPr>
               <w:t xml:space="preserve">with the answer to each new padlock on how many codes </w:t>
             </w:r>
-            <w:r xmlns:w="http://schemas.openxmlformats.org/wordprocessingml/2006/main">
+            <w:r>
               <w:rPr>
                 <w:rFonts w:ascii="Avenir" w:eastAsia="Avenir" w:hAnsi="Avenir" w:cs="Avenir"/>
                 <w:b/>
@@ -1647,7 +1646,7 @@
               </w:rPr>
               <w:t xml:space="preserve">Q2 supports </w:t>
             </w:r>
-            <w:r xmlns:w="http://schemas.openxmlformats.org/wordprocessingml/2006/main">
+            <w:r>
               <w:rPr>
                 <w:rFonts w:ascii="Avenir" w:eastAsia="Avenir" w:hAnsi="Avenir" w:cs="Avenir"/>
                 <w:color w:val="000000"/>
@@ -1655,7 +1654,7 @@
               </w:rPr>
               <w:t xml:space="preserve">and justify these answers </w:t>
             </w:r>
-            <w:r xmlns:w="http://schemas.openxmlformats.org/wordprocessingml/2006/main">
+            <w:r>
               <w:rPr>
                 <w:rFonts w:ascii="Avenir" w:eastAsia="Avenir" w:hAnsi="Avenir" w:cs="Avenir"/>
                 <w:b/>
@@ -1664,17 +1663,17 @@
               </w:rPr>
               <w:t xml:space="preserve">R2 </w:t>
             </w:r>
-            <w:r xmlns:w="http://schemas.openxmlformats.org/wordprocessingml/2006/main">
-              <w:rPr>
-                <w:rFonts w:ascii="Avenir" w:eastAsia="Avenir" w:hAnsi="Avenir" w:cs="Avenir"/>
-                <w:color w:val="000000"/>
-                <w:lang w:val="ca-ES"/>
-              </w:rPr>
-              <w:t xml:space="preserve">.</w:t>
-            </w:r>
-          </w:p>
-          <w:p>
-            <w:pPr xmlns:w="http://schemas.openxmlformats.org/wordprocessingml/2006/main">
+            <w:r>
+              <w:rPr>
+                <w:rFonts w:ascii="Avenir" w:eastAsia="Avenir" w:hAnsi="Avenir" w:cs="Avenir"/>
+                <w:color w:val="000000"/>
+                <w:lang w:val="ca-ES"/>
+              </w:rPr>
+              <w:t>.</w:t>
+            </w:r>
+          </w:p>
+          <w:p>
+            <w:pPr>
               <w:pBdr>
                 <w:top w:val="nil"/>
                 <w:left w:val="nil"/>
@@ -1694,7 +1693,7 @@
                 <w:lang w:val="ca-ES"/>
               </w:rPr>
             </w:pPr>
-            <w:r xmlns:w="http://schemas.openxmlformats.org/wordprocessingml/2006/main">
+            <w:r>
               <w:rPr>
                 <w:rFonts w:ascii="Avenir" w:eastAsia="Avenir" w:hAnsi="Avenir" w:cs="Avenir"/>
                 <w:b/>
@@ -1703,17 +1702,17 @@
               </w:rPr>
               <w:t xml:space="preserve">[4] Sharing answers to Q2 </w:t>
             </w:r>
-            <w:r xmlns:w="http://schemas.openxmlformats.org/wordprocessingml/2006/main">
-              <w:rPr>
-                <w:rFonts w:ascii="Avenir" w:eastAsia="Avenir" w:hAnsi="Avenir" w:cs="Avenir"/>
-                <w:color w:val="000000"/>
-                <w:lang w:val="ca-ES"/>
-              </w:rPr>
-              <w:t xml:space="preserve">10 minutes</w:t>
-            </w:r>
-          </w:p>
-          <w:p>
-            <w:pPr xmlns:w="http://schemas.openxmlformats.org/wordprocessingml/2006/main">
+            <w:r>
+              <w:rPr>
+                <w:rFonts w:ascii="Avenir" w:eastAsia="Avenir" w:hAnsi="Avenir" w:cs="Avenir"/>
+                <w:color w:val="000000"/>
+                <w:lang w:val="ca-ES"/>
+              </w:rPr>
+              <w:t>10 minutes</w:t>
+            </w:r>
+          </w:p>
+          <w:p>
+            <w:pPr>
               <w:pBdr>
                 <w:top w:val="nil"/>
                 <w:left w:val="nil"/>
@@ -1729,7 +1728,7 @@
                 <w:lang w:val="ca-ES"/>
               </w:rPr>
             </w:pPr>
-            <w:r xmlns:w="http://schemas.openxmlformats.org/wordprocessingml/2006/main">
+            <w:r>
               <w:rPr>
                 <w:rFonts w:ascii="Avenir" w:eastAsia="Avenir" w:hAnsi="Avenir" w:cs="Avenir"/>
                 <w:color w:val="000000"/>
@@ -1737,7 +1736,7 @@
               </w:rPr>
               <w:t xml:space="preserve">The </w:t>
             </w:r>
-            <w:r xmlns:w="http://schemas.openxmlformats.org/wordprocessingml/2006/main">
+            <w:r>
               <w:rPr>
                 <w:rFonts w:ascii="Avenir" w:eastAsia="Avenir" w:hAnsi="Avenir" w:cs="Avenir"/>
                 <w:color w:val="5E3BFF"/>
@@ -1745,7 +1744,7 @@
               </w:rPr>
               <w:t xml:space="preserve">teacher </w:t>
             </w:r>
-            <w:r xmlns:w="http://schemas.openxmlformats.org/wordprocessingml/2006/main">
+            <w:r>
               <w:rPr>
                 <w:rFonts w:ascii="Avenir" w:eastAsia="Avenir" w:hAnsi="Avenir" w:cs="Avenir"/>
                 <w:color w:val="000000"/>
@@ -1753,7 +1752,7 @@
               </w:rPr>
               <w:t xml:space="preserve">organizes the sharing to validate that </w:t>
             </w:r>
-            <w:r xmlns:w="http://schemas.openxmlformats.org/wordprocessingml/2006/main">
+            <w:r>
               <w:rPr>
                 <w:rFonts w:ascii="Avenir" w:eastAsia="Avenir" w:hAnsi="Avenir" w:cs="Avenir"/>
                 <w:b/>
@@ -1762,7 +1761,7 @@
               </w:rPr>
               <w:t xml:space="preserve">R2 </w:t>
             </w:r>
-            <w:r xmlns:w="http://schemas.openxmlformats.org/wordprocessingml/2006/main">
+            <w:r>
               <w:rPr>
                 <w:rFonts w:ascii="Avenir" w:eastAsia="Avenir" w:hAnsi="Avenir" w:cs="Avenir"/>
                 <w:color w:val="000000"/>
@@ -1770,7 +1769,7 @@
               </w:rPr>
               <w:t xml:space="preserve">are correct and asks, with </w:t>
             </w:r>
-            <w:r xmlns:w="http://schemas.openxmlformats.org/wordprocessingml/2006/main">
+            <w:r>
               <w:rPr>
                 <w:rFonts w:ascii="Avenir" w:eastAsia="Avenir" w:hAnsi="Avenir" w:cs="Avenir"/>
                 <w:color w:val="5E3BFF"/>
@@ -1778,17 +1777,17 @@
               </w:rPr>
               <w:t xml:space="preserve">individual or group interventions </w:t>
             </w:r>
-            <w:r xmlns:w="http://schemas.openxmlformats.org/wordprocessingml/2006/main">
-              <w:rPr>
-                <w:rFonts w:ascii="Avenir" w:eastAsia="Avenir" w:hAnsi="Avenir" w:cs="Avenir"/>
-                <w:color w:val="000000"/>
-                <w:lang w:val="ca-ES"/>
-              </w:rPr>
-              <w:t xml:space="preserve">, how they found and justified their answers.</w:t>
-            </w:r>
-          </w:p>
-          <w:p>
-            <w:pPr xmlns:w="http://schemas.openxmlformats.org/wordprocessingml/2006/main">
+            <w:r>
+              <w:rPr>
+                <w:rFonts w:ascii="Avenir" w:eastAsia="Avenir" w:hAnsi="Avenir" w:cs="Avenir"/>
+                <w:color w:val="000000"/>
+                <w:lang w:val="ca-ES"/>
+              </w:rPr>
+              <w:t>, how they found and justified their answers.</w:t>
+            </w:r>
+          </w:p>
+          <w:p>
+            <w:pPr>
               <w:pBdr>
                 <w:top w:val="nil"/>
                 <w:left w:val="nil"/>
@@ -1804,7 +1803,7 @@
                 <w:lang w:val="ca-ES"/>
               </w:rPr>
             </w:pPr>
-            <w:r xmlns:w="http://schemas.openxmlformats.org/wordprocessingml/2006/main">
+            <w:r>
               <w:rPr>
                 <w:rFonts w:ascii="Avenir" w:eastAsia="Avenir" w:hAnsi="Avenir" w:cs="Avenir"/>
                 <w:color w:val="5E3BFF"/>
@@ -1812,23 +1811,15 @@
               </w:rPr>
               <w:t xml:space="preserve">teacher </w:t>
             </w:r>
-            <w:r xmlns:w="http://schemas.openxmlformats.org/wordprocessingml/2006/main">
-              <w:rPr>
-                <w:rFonts w:ascii="Avenir" w:eastAsia="Avenir" w:hAnsi="Avenir" w:cs="Avenir"/>
-                <w:color w:val="000000"/>
-                <w:lang w:val="ca-ES"/>
-              </w:rPr>
-              <w:t xml:space="preserve">must </w:t>
-            </w:r>
-            <w:r xmlns:w="http://schemas.openxmlformats.org/wordprocessingml/2006/main">
-              <w:rPr>
-                <w:rFonts w:ascii="Avenir" w:eastAsia="Avenir" w:hAnsi="Avenir" w:cs="Avenir"/>
-                <w:color w:val="000000"/>
-                <w:lang w:val="ca-ES"/>
-              </w:rPr>
-              <w:t xml:space="preserve">collect </w:t>
-            </w:r>
-            <w:r xmlns:w="http://schemas.openxmlformats.org/wordprocessingml/2006/main">
+            <w:r>
+              <w:rPr>
+                <w:rFonts w:ascii="Avenir" w:eastAsia="Avenir" w:hAnsi="Avenir" w:cs="Avenir"/>
+                <w:color w:val="000000"/>
+                <w:lang w:val="ca-ES"/>
+              </w:rPr>
+              <w:t xml:space="preserve">must collect </w:t>
+            </w:r>
+            <w:r>
               <w:rPr>
                 <w:rFonts w:ascii="Avenir" w:eastAsia="Avenir" w:hAnsi="Avenir" w:cs="Avenir"/>
                 <w:color w:val="3A7D22"/>
@@ -1836,20 +1827,20 @@
               </w:rPr>
               <w:t xml:space="preserve">Individual Report 2 </w:t>
             </w:r>
-            <w:r xmlns:w="http://schemas.openxmlformats.org/wordprocessingml/2006/main">
+            <w:r>
               <w:rPr>
                 <w:rFonts w:ascii="Avenir" w:eastAsia="Avenir" w:hAnsi="Avenir" w:cs="Avenir"/>
                 <w:lang w:val="ca-ES"/>
               </w:rPr>
               <w:t xml:space="preserve">as an </w:t>
             </w:r>
-            <w:r xmlns:w="http://schemas.openxmlformats.org/wordprocessingml/2006/main">
-              <w:rPr>
-                <w:rFonts w:ascii="Avenir" w:eastAsia="Avenir" w:hAnsi="Avenir" w:cs="Avenir"/>
-                <w:color w:val="000000"/>
-                <w:lang w:val="ca-ES"/>
-              </w:rPr>
-              <w:t xml:space="preserve">instrument for evaluating responses and the type of justification that is being included.</w:t>
+            <w:r>
+              <w:rPr>
+                <w:rFonts w:ascii="Avenir" w:eastAsia="Avenir" w:hAnsi="Avenir" w:cs="Avenir"/>
+                <w:color w:val="000000"/>
+                <w:lang w:val="ca-ES"/>
+              </w:rPr>
+              <w:t>instrument for evaluating responses and the type of justification that is being included.</w:t>
             </w:r>
           </w:p>
         </w:tc>
@@ -1932,7 +1923,7 @@
             <w:tcW w:w="8740" w:type="dxa"/>
           </w:tcPr>
           <w:p>
-            <w:pPr xmlns:w="http://schemas.openxmlformats.org/wordprocessingml/2006/main">
+            <w:pPr>
               <w:pStyle w:val="Heading1"/>
               <w:spacing w:before="240" w:after="240"/>
               <w:rPr>
@@ -1943,7 +1934,7 @@
                 <w:lang w:val="ca-ES"/>
               </w:rPr>
             </w:pPr>
-            <w:r xmlns:w="http://schemas.openxmlformats.org/wordprocessingml/2006/main">
+            <w:r>
               <w:rPr>
                 <w:rFonts w:ascii="Avenir" w:eastAsia="Avenir" w:hAnsi="Avenir" w:cs="Avenir"/>
                 <w:color w:val="3A7D22"/>
@@ -1951,11 +1942,11 @@
                 <w:szCs w:val="28"/>
                 <w:lang w:val="ca-ES"/>
               </w:rPr>
-              <w:t xml:space="preserve">Resources and materials needed/available</w:t>
-            </w:r>
-          </w:p>
-          <w:p>
-            <w:pPr xmlns:w="http://schemas.openxmlformats.org/wordprocessingml/2006/main">
+              <w:t>Resources and materials needed/available</w:t>
+            </w:r>
+          </w:p>
+          <w:p>
+            <w:pPr>
               <w:pBdr>
                 <w:top w:val="nil"/>
                 <w:left w:val="nil"/>
@@ -1972,18 +1963,18 @@
                 <w:lang w:val="ca-ES"/>
               </w:rPr>
             </w:pPr>
-            <w:r xmlns:w="http://schemas.openxmlformats.org/wordprocessingml/2006/main">
-              <w:rPr>
-                <w:rFonts w:ascii="Avenir" w:eastAsia="Avenir" w:hAnsi="Avenir" w:cs="Avenir"/>
-                <w:b/>
-                <w:color w:val="000000"/>
-                <w:lang w:val="ca-ES"/>
-              </w:rPr>
-              <w:t xml:space="preserve">For teachers</w:t>
-            </w:r>
-          </w:p>
-          <w:p>
-            <w:pPr xmlns:w="http://schemas.openxmlformats.org/wordprocessingml/2006/main">
+            <w:r>
+              <w:rPr>
+                <w:rFonts w:ascii="Avenir" w:eastAsia="Avenir" w:hAnsi="Avenir" w:cs="Avenir"/>
+                <w:b/>
+                <w:color w:val="000000"/>
+                <w:lang w:val="ca-ES"/>
+              </w:rPr>
+              <w:t>For teachers</w:t>
+            </w:r>
+          </w:p>
+          <w:p>
+            <w:pPr>
               <w:pBdr>
                 <w:top w:val="nil"/>
                 <w:left w:val="nil"/>
@@ -1999,7 +1990,7 @@
                 <w:lang w:val="ca-ES"/>
               </w:rPr>
             </w:pPr>
-            <w:r xmlns:w="http://schemas.openxmlformats.org/wordprocessingml/2006/main">
+            <w:r>
               <w:rPr>
                 <w:rFonts w:ascii="Avenir" w:eastAsia="Avenir" w:hAnsi="Avenir" w:cs="Avenir"/>
                 <w:color w:val="000000"/>
@@ -2007,7 +1998,7 @@
               </w:rPr>
               <w:t xml:space="preserve">Teacher's </w:t>
             </w:r>
-            <w:r xmlns:w="http://schemas.openxmlformats.org/wordprocessingml/2006/main">
+            <w:r>
               <w:rPr>
                 <w:rFonts w:ascii="Avenir" w:eastAsia="Avenir" w:hAnsi="Avenir" w:cs="Avenir"/>
                 <w:color w:val="3A7D22"/>
@@ -2015,7 +2006,7 @@
               </w:rPr>
               <w:t xml:space="preserve">guide presentation . See slides dedicated to </w:t>
             </w:r>
-            <w:r xmlns:w="http://schemas.openxmlformats.org/wordprocessingml/2006/main">
+            <w:r>
               <w:rPr>
                 <w:rFonts w:ascii="Avenir" w:eastAsia="Avenir" w:hAnsi="Avenir" w:cs="Avenir"/>
                 <w:b/>
@@ -2024,17 +2015,17 @@
               </w:rPr>
               <w:t xml:space="preserve">PHASE 2 </w:t>
             </w:r>
-            <w:r xmlns:w="http://schemas.openxmlformats.org/wordprocessingml/2006/main">
-              <w:rPr>
-                <w:rFonts w:ascii="Avenir" w:eastAsia="Avenir" w:hAnsi="Avenir" w:cs="Avenir"/>
-                <w:color w:val="000000"/>
-                <w:lang w:val="ca-ES"/>
-              </w:rPr>
-              <w:t xml:space="preserve">.</w:t>
-            </w:r>
-          </w:p>
-          <w:p>
-            <w:pPr xmlns:w="http://schemas.openxmlformats.org/wordprocessingml/2006/main">
+            <w:r>
+              <w:rPr>
+                <w:rFonts w:ascii="Avenir" w:eastAsia="Avenir" w:hAnsi="Avenir" w:cs="Avenir"/>
+                <w:color w:val="000000"/>
+                <w:lang w:val="ca-ES"/>
+              </w:rPr>
+              <w:t>.</w:t>
+            </w:r>
+          </w:p>
+          <w:p>
+            <w:pPr>
               <w:pBdr>
                 <w:top w:val="nil"/>
                 <w:left w:val="nil"/>
@@ -2050,7 +2041,7 @@
                 <w:lang w:val="ca-ES"/>
               </w:rPr>
             </w:pPr>
-            <w:r xmlns:w="http://schemas.openxmlformats.org/wordprocessingml/2006/main">
+            <w:r>
               <w:rPr>
                 <w:rFonts w:ascii="Avenir" w:eastAsia="Avenir" w:hAnsi="Avenir" w:cs="Avenir"/>
                 <w:color w:val="000000"/>
@@ -2058,7 +2049,7 @@
               </w:rPr>
               <w:t xml:space="preserve">Physical </w:t>
             </w:r>
-            <w:r xmlns:w="http://schemas.openxmlformats.org/wordprocessingml/2006/main">
+            <w:r>
               <w:rPr>
                 <w:rFonts w:ascii="Avenir" w:eastAsia="Avenir" w:hAnsi="Avenir" w:cs="Avenir"/>
                 <w:color w:val="3A7D22"/>
@@ -2066,7 +2057,7 @@
               </w:rPr>
               <w:t xml:space="preserve">padlocks , </w:t>
             </w:r>
-            <w:r xmlns:w="http://schemas.openxmlformats.org/wordprocessingml/2006/main">
+            <w:r>
               <w:rPr>
                 <w:rFonts w:ascii="Avenir" w:eastAsia="Avenir" w:hAnsi="Avenir" w:cs="Avenir"/>
                 <w:b/>
@@ -2075,7 +2066,7 @@
               </w:rPr>
               <w:t xml:space="preserve">6 in total </w:t>
             </w:r>
-            <w:r xmlns:w="http://schemas.openxmlformats.org/wordprocessingml/2006/main">
+            <w:r>
               <w:rPr>
                 <w:rFonts w:ascii="Avenir" w:eastAsia="Avenir" w:hAnsi="Avenir" w:cs="Avenir"/>
                 <w:color w:val="000000"/>
@@ -2083,24 +2074,24 @@
               </w:rPr>
               <w:t xml:space="preserve">, now with a description of the added restrictions or extra information about the codes or passwords for each padlock. The padlocks can be made available to the entire class group, so that </w:t>
             </w:r>
-            <w:r xmlns:w="http://schemas.openxmlformats.org/wordprocessingml/2006/main">
+            <w:r>
               <w:rPr>
                 <w:rFonts w:ascii="Avenir" w:eastAsia="Avenir" w:hAnsi="Avenir" w:cs="Avenir"/>
                 <w:lang w:val="ca-ES"/>
               </w:rPr>
               <w:t xml:space="preserve">, </w:t>
             </w:r>
-            <w:r xmlns:w="http://schemas.openxmlformats.org/wordprocessingml/2006/main">
-              <w:rPr>
-                <w:rFonts w:ascii="Avenir" w:eastAsia="Avenir" w:hAnsi="Avenir" w:cs="Avenir"/>
-                <w:color w:val="000000"/>
-                <w:lang w:val="ca-ES"/>
-              </w:rPr>
-              <w:t xml:space="preserve">if they deem it necessary, they can physically manipulate them.</w:t>
-            </w:r>
-          </w:p>
-          <w:p>
-            <w:pPr xmlns:w="http://schemas.openxmlformats.org/wordprocessingml/2006/main">
+            <w:r>
+              <w:rPr>
+                <w:rFonts w:ascii="Avenir" w:eastAsia="Avenir" w:hAnsi="Avenir" w:cs="Avenir"/>
+                <w:color w:val="000000"/>
+                <w:lang w:val="ca-ES"/>
+              </w:rPr>
+              <w:t>if they deem it necessary, they can physically manipulate them.</w:t>
+            </w:r>
+          </w:p>
+          <w:p>
+            <w:pPr>
               <w:pBdr>
                 <w:top w:val="nil"/>
                 <w:left w:val="nil"/>
@@ -2117,18 +2108,18 @@
                 <w:lang w:val="ca-ES"/>
               </w:rPr>
             </w:pPr>
-            <w:r xmlns:w="http://schemas.openxmlformats.org/wordprocessingml/2006/main">
-              <w:rPr>
-                <w:rFonts w:ascii="Avenir" w:eastAsia="Avenir" w:hAnsi="Avenir" w:cs="Avenir"/>
-                <w:b/>
-                <w:color w:val="000000"/>
-                <w:lang w:val="ca-ES"/>
-              </w:rPr>
-              <w:t xml:space="preserve">For students</w:t>
-            </w:r>
-          </w:p>
-          <w:p>
-            <w:pPr xmlns:w="http://schemas.openxmlformats.org/wordprocessingml/2006/main">
+            <w:r>
+              <w:rPr>
+                <w:rFonts w:ascii="Avenir" w:eastAsia="Avenir" w:hAnsi="Avenir" w:cs="Avenir"/>
+                <w:b/>
+                <w:color w:val="000000"/>
+                <w:lang w:val="ca-ES"/>
+              </w:rPr>
+              <w:t>For students</w:t>
+            </w:r>
+          </w:p>
+          <w:p>
+            <w:pPr>
               <w:pBdr>
                 <w:top w:val="nil"/>
                 <w:left w:val="nil"/>
@@ -2144,7 +2135,7 @@
                 <w:lang w:val="ca-ES"/>
               </w:rPr>
             </w:pPr>
-            <w:r xmlns:w="http://schemas.openxmlformats.org/wordprocessingml/2006/main">
+            <w:r>
               <w:rPr>
                 <w:rFonts w:ascii="Avenir" w:eastAsia="Avenir" w:hAnsi="Avenir" w:cs="Avenir"/>
                 <w:color w:val="000000"/>
@@ -2152,7 +2143,7 @@
               </w:rPr>
               <w:t xml:space="preserve">Report </w:t>
             </w:r>
-            <w:r xmlns:w="http://schemas.openxmlformats.org/wordprocessingml/2006/main">
+            <w:r>
               <w:rPr>
                 <w:rFonts w:ascii="Avenir" w:eastAsia="Avenir" w:hAnsi="Avenir" w:cs="Avenir"/>
                 <w:color w:val="3A7D22"/>
@@ -2160,17 +2151,17 @@
               </w:rPr>
               <w:t xml:space="preserve">2 </w:t>
             </w:r>
-            <w:r xmlns:w="http://schemas.openxmlformats.org/wordprocessingml/2006/main">
-              <w:rPr>
-                <w:rFonts w:ascii="Avenir" w:eastAsia="Avenir" w:hAnsi="Avenir" w:cs="Avenir"/>
-                <w:color w:val="000000"/>
-                <w:lang w:val="ca-ES"/>
-              </w:rPr>
-              <w:t xml:space="preserve">with the relationship between Phase 1 padlock and restrictions, to be studied.</w:t>
-            </w:r>
-          </w:p>
-          <w:p>
-            <w:pPr xmlns:w="http://schemas.openxmlformats.org/wordprocessingml/2006/main">
+            <w:r>
+              <w:rPr>
+                <w:rFonts w:ascii="Avenir" w:eastAsia="Avenir" w:hAnsi="Avenir" w:cs="Avenir"/>
+                <w:color w:val="000000"/>
+                <w:lang w:val="ca-ES"/>
+              </w:rPr>
+              <w:t>with the relationship between Phase 1 padlock and restrictions, to be studied.</w:t>
+            </w:r>
+          </w:p>
+          <w:p>
+            <w:pPr>
               <w:spacing w:after="120" w:line="264" w:lineRule="auto"/>
               <w:jc w:val="both"/>
               <w:rPr>
@@ -2178,13 +2169,13 @@
                 <w:lang w:val="ca-ES"/>
               </w:rPr>
             </w:pPr>
-            <w:r xmlns:w="http://schemas.openxmlformats.org/wordprocessingml/2006/main">
+            <w:r>
               <w:rPr>
                 <w:rFonts w:ascii="Avenir" w:eastAsia="Avenir" w:hAnsi="Avenir" w:cs="Avenir"/>
                 <w:color w:val="3A7D22"/>
                 <w:lang w:val="ca-ES"/>
               </w:rPr>
-              <w:t xml:space="preserve">Group Intermediate Report?</w:t>
+              <w:t>Group Intermediate Report?</w:t>
             </w:r>
           </w:p>
         </w:tc>
@@ -2242,7 +2233,7 @@
             <w:tcW w:w="8740" w:type="dxa"/>
           </w:tcPr>
           <w:p>
-            <w:pPr xmlns:w="http://schemas.openxmlformats.org/wordprocessingml/2006/main">
+            <w:pPr>
               <w:pStyle w:val="Heading1"/>
               <w:spacing w:before="240" w:after="240"/>
               <w:rPr>
@@ -2253,7 +2244,7 @@
                 <w:lang w:val="ca-ES"/>
               </w:rPr>
             </w:pPr>
-            <w:r xmlns:w="http://schemas.openxmlformats.org/wordprocessingml/2006/main">
+            <w:r>
               <w:rPr>
                 <w:rFonts w:ascii="Avenir" w:eastAsia="Avenir" w:hAnsi="Avenir" w:cs="Avenir"/>
                 <w:color w:val="9A0003"/>
@@ -2261,11 +2252,11 @@
                 <w:szCs w:val="28"/>
                 <w:lang w:val="ca-ES"/>
               </w:rPr>
-              <w:t xml:space="preserve">Relevant comments for the management of Phase 2</w:t>
-            </w:r>
-          </w:p>
-          <w:p>
-            <w:pPr xmlns:w="http://schemas.openxmlformats.org/wordprocessingml/2006/main">
+              <w:t>Relevant comments for the management of Phase 2</w:t>
+            </w:r>
+          </w:p>
+          <w:p>
+            <w:pPr>
               <w:pBdr>
                 <w:top w:val="nil"/>
                 <w:left w:val="nil"/>
@@ -2281,7 +2272,7 @@
                 <w:lang w:val="ca-ES"/>
               </w:rPr>
             </w:pPr>
-            <w:r xmlns:w="http://schemas.openxmlformats.org/wordprocessingml/2006/main">
+            <w:r>
               <w:rPr>
                 <w:rFonts w:ascii="Avenir" w:eastAsia="Avenir" w:hAnsi="Avenir" w:cs="Avenir"/>
                 <w:color w:val="000000"/>
@@ -2289,24 +2280,24 @@
               </w:rPr>
               <w:t xml:space="preserve">It is important that all students finish analyzing the characteristics of any padlock </w:t>
             </w:r>
-            <w:r xmlns:w="http://schemas.openxmlformats.org/wordprocessingml/2006/main">
+            <w:r>
               <w:rPr>
                 <w:rFonts w:ascii="Avenir" w:eastAsia="Avenir" w:hAnsi="Avenir" w:cs="Avenir"/>
                 <w:lang w:val="ca-ES"/>
               </w:rPr>
               <w:t xml:space="preserve">, </w:t>
             </w:r>
-            <w:r xmlns:w="http://schemas.openxmlformats.org/wordprocessingml/2006/main">
-              <w:rPr>
-                <w:rFonts w:ascii="Avenir" w:eastAsia="Avenir" w:hAnsi="Avenir" w:cs="Avenir"/>
-                <w:color w:val="000000"/>
-                <w:lang w:val="ca-ES"/>
-              </w:rPr>
-              <w:t xml:space="preserve">that they can justify how they are describing the number of codes it accepts, and that they count the total.</w:t>
-            </w:r>
-          </w:p>
-          <w:p>
-            <w:pPr xmlns:w="http://schemas.openxmlformats.org/wordprocessingml/2006/main">
+            <w:r>
+              <w:rPr>
+                <w:rFonts w:ascii="Avenir" w:eastAsia="Avenir" w:hAnsi="Avenir" w:cs="Avenir"/>
+                <w:color w:val="000000"/>
+                <w:lang w:val="ca-ES"/>
+              </w:rPr>
+              <w:t>that they can justify how they are describing the number of codes it accepts, and that they count the total.</w:t>
+            </w:r>
+          </w:p>
+          <w:p>
+            <w:pPr>
               <w:pBdr>
                 <w:top w:val="nil"/>
                 <w:left w:val="nil"/>
@@ -2322,7 +2313,7 @@
                 <w:lang w:val="ca-ES"/>
               </w:rPr>
             </w:pPr>
-            <w:r xmlns:w="http://schemas.openxmlformats.org/wordprocessingml/2006/main">
+            <w:r>
               <w:rPr>
                 <w:rFonts w:ascii="Avenir" w:eastAsia="Avenir" w:hAnsi="Avenir" w:cs="Avenir"/>
                 <w:color w:val="000000"/>
@@ -2330,14 +2321,14 @@
               </w:rPr>
               <w:t xml:space="preserve">The new padlocks with restrictions can introduce confusion in the sense that a padlock with restrictions can be more like a padlock of </w:t>
             </w:r>
-            <w:r xmlns:w="http://schemas.openxmlformats.org/wordprocessingml/2006/main">
+            <w:r>
               <w:rPr>
                 <w:rFonts w:ascii="Avenir" w:eastAsia="Avenir" w:hAnsi="Avenir" w:cs="Avenir"/>
                 <w:lang w:val="ca-ES"/>
               </w:rPr>
               <w:t xml:space="preserve">another </w:t>
             </w:r>
-            <w:r xmlns:w="http://schemas.openxmlformats.org/wordprocessingml/2006/main">
+            <w:r>
               <w:rPr>
                 <w:rFonts w:ascii="Avenir" w:eastAsia="Avenir" w:hAnsi="Avenir" w:cs="Avenir"/>
                 <w:color w:val="000000"/>
@@ -2345,14 +2336,14 @@
               </w:rPr>
               <w:t xml:space="preserve">type </w:t>
             </w:r>
-            <w:r xmlns:w="http://schemas.openxmlformats.org/wordprocessingml/2006/main">
+            <w:r>
               <w:rPr>
                 <w:rFonts w:ascii="Avenir" w:eastAsia="Avenir" w:hAnsi="Avenir" w:cs="Avenir"/>
                 <w:lang w:val="ca-ES"/>
               </w:rPr>
               <w:t xml:space="preserve">than </w:t>
             </w:r>
-            <w:r xmlns:w="http://schemas.openxmlformats.org/wordprocessingml/2006/main">
+            <w:r>
               <w:rPr>
                 <w:rFonts w:ascii="Avenir" w:eastAsia="Avenir" w:hAnsi="Avenir" w:cs="Avenir"/>
                 <w:color w:val="000000"/>
@@ -2360,24 +2351,24 @@
               </w:rPr>
               <w:t xml:space="preserve">its unrestricted </w:t>
             </w:r>
-            <w:r xmlns:w="http://schemas.openxmlformats.org/wordprocessingml/2006/main">
+            <w:r>
               <w:rPr>
                 <w:rFonts w:ascii="Avenir" w:eastAsia="Avenir" w:hAnsi="Avenir" w:cs="Avenir"/>
                 <w:lang w:val="ca-ES"/>
               </w:rPr>
               <w:t xml:space="preserve">counterpart </w:t>
             </w:r>
-            <w:r xmlns:w="http://schemas.openxmlformats.org/wordprocessingml/2006/main">
-              <w:rPr>
-                <w:rFonts w:ascii="Avenir" w:eastAsia="Avenir" w:hAnsi="Avenir" w:cs="Avenir"/>
-                <w:color w:val="000000"/>
-                <w:lang w:val="ca-ES"/>
-              </w:rPr>
-              <w:t xml:space="preserve">.</w:t>
-            </w:r>
-          </w:p>
-          <w:p>
-            <w:pPr xmlns:w="http://schemas.openxmlformats.org/wordprocessingml/2006/main">
+            <w:r>
+              <w:rPr>
+                <w:rFonts w:ascii="Avenir" w:eastAsia="Avenir" w:hAnsi="Avenir" w:cs="Avenir"/>
+                <w:color w:val="000000"/>
+                <w:lang w:val="ca-ES"/>
+              </w:rPr>
+              <w:t>.</w:t>
+            </w:r>
+          </w:p>
+          <w:p>
+            <w:pPr>
               <w:pBdr>
                 <w:top w:val="nil"/>
                 <w:left w:val="nil"/>
@@ -2396,7 +2387,7 @@
                 <w:lang w:val="ca-ES"/>
               </w:rPr>
             </w:pPr>
-            <w:r xmlns:w="http://schemas.openxmlformats.org/wordprocessingml/2006/main">
+            <w:r>
               <w:rPr>
                 <w:rFonts w:ascii="Avenir" w:eastAsia="Avenir" w:hAnsi="Avenir" w:cs="Avenir"/>
                 <w:b/>
@@ -2405,11 +2396,11 @@
                 <w:szCs w:val="24"/>
                 <w:lang w:val="ca-ES"/>
               </w:rPr>
-              <w:t xml:space="preserve">Resisting...</w:t>
-            </w:r>
-          </w:p>
-          <w:p>
-            <w:pPr xmlns:w="http://schemas.openxmlformats.org/wordprocessingml/2006/main">
+              <w:t>Resisting...</w:t>
+            </w:r>
+          </w:p>
+          <w:p>
+            <w:pPr>
               <w:pBdr>
                 <w:top w:val="nil"/>
                 <w:left w:val="nil"/>
@@ -2425,29 +2416,13 @@
                 <w:lang w:val="ca-ES"/>
               </w:rPr>
             </w:pPr>
-            <w:r xmlns:w="http://schemas.openxmlformats.org/wordprocessingml/2006/main">
-              <w:rPr>
-                <w:rFonts w:ascii="Avenir" w:eastAsia="Avenir" w:hAnsi="Avenir" w:cs="Avenir"/>
-                <w:color w:val="000000"/>
-                <w:lang w:val="ca-ES"/>
-              </w:rPr>
-              <w:t xml:space="preserve">Avoid emphasizing some of the most “well-known” techniques or strategies, such as combinatorics formulas, as if they were the most “valid.” They are often the most difficult to justify and it will be very valuable to </w:t>
-            </w:r>
-            <w:r xmlns:w="http://schemas.openxmlformats.org/wordprocessingml/2006/main">
-              <w:rPr>
-                <w:rFonts w:ascii="Avenir" w:eastAsia="Avenir" w:hAnsi="Avenir" w:cs="Avenir"/>
-                <w:color w:val="000000"/>
-                <w:lang w:val="ca-ES"/>
-              </w:rPr>
-              <w:lastRenderedPageBreak xmlns:w="http://schemas.openxmlformats.org/wordprocessingml/2006/main"/>
-            </w:r>
-            <w:r xmlns:w="http://schemas.openxmlformats.org/wordprocessingml/2006/main">
-              <w:rPr>
-                <w:rFonts w:ascii="Avenir" w:eastAsia="Avenir" w:hAnsi="Avenir" w:cs="Avenir"/>
-                <w:color w:val="000000"/>
-                <w:lang w:val="ca-ES"/>
-              </w:rPr>
-              <w:t xml:space="preserve">include a variety of techniques: tree diagrams, unordered or ordered lists, generalizations, etc.</w:t>
+            <w:r>
+              <w:rPr>
+                <w:rFonts w:ascii="Avenir" w:eastAsia="Avenir" w:hAnsi="Avenir" w:cs="Avenir"/>
+                <w:color w:val="000000"/>
+                <w:lang w:val="ca-ES"/>
+              </w:rPr>
+              <w:t>Avoid emphasizing some of the most “well-known” techniques or strategies, such as combinatorics formulas, as if they were the most “valid.” They are often the most difficult to justify and it will be very valuable to include a variety of techniques: tree diagrams, unordered or ordered lists, generalizations, etc.</w:t>
             </w:r>
           </w:p>
         </w:tc>
@@ -2462,12 +2437,18 @@
       </w:pPr>
     </w:p>
     <w:sectPr>
-      <w:headerReference w:type="default" r:id="rId7"/>
-      <w:footerReference w:type="default" r:id="rId8"/>
+      <w:headerReference w:type="even" r:id="rId7"/>
+      <w:headerReference w:type="default" r:id="rId8"/>
+      <w:footerReference w:type="even" r:id="rId9"/>
+      <w:footerReference w:type="default" r:id="rId10"/>
+      <w:headerReference w:type="first" r:id="rId11"/>
+      <w:footerReference w:type="first" r:id="rId12"/>
       <w:pgSz w:w="11906" w:h="16838"/>
       <w:pgMar w:top="2269" w:right="1440" w:bottom="1440" w:left="1440" w:header="708" w:footer="708" w:gutter="0"/>
       <w:pgNumType w:start="1"/>
       <w:cols w:space="720"/>
+      <w:titlePg/>
+      <w:docGrid w:linePitch="272"/>
     </w:sectPr>
   </w:body>
 </w:document>
@@ -2499,6 +2480,16 @@
 </file>
 
 <file path=word/footer1.xml><?xml version="1.0" encoding="utf-8"?>
+<w:ftr xmlns:wpc="http://schemas.microsoft.com/office/word/2010/wordprocessingCanvas" xmlns:cx="http://schemas.microsoft.com/office/drawing/2014/chartex" xmlns:cx1="http://schemas.microsoft.com/office/drawing/2015/9/8/chartex" xmlns:cx2="http://schemas.microsoft.com/office/drawing/2015/10/21/chartex" xmlns:cx3="http://schemas.microsoft.com/office/drawing/2016/5/9/chartex" xmlns:cx4="http://schemas.microsoft.com/office/drawing/2016/5/10/chartex" xmlns:cx5="http://schemas.microsoft.com/office/drawing/2016/5/11/chartex" xmlns:cx6="http://schemas.microsoft.com/office/drawing/2016/5/12/chartex" xmlns:cx7="http://schemas.microsoft.com/office/drawing/2016/5/13/chartex" xmlns:cx8="http://schemas.microsoft.com/office/drawing/2016/5/14/chartex" xmlns:mc="http://schemas.openxmlformats.org/markup-compatibility/2006" xmlns:aink="http://schemas.microsoft.com/office/drawing/2016/ink" xmlns:am3d="http://schemas.microsoft.com/office/drawing/2017/model3d" xmlns:o="urn:schemas-microsoft-com:office:office" xmlns:oel="http://schemas.microsoft.com/office/2019/extlst" xmlns:r="http://schemas.openxmlformats.org/officeDocument/2006/relationships" xmlns:m="http://schemas.openxmlformats.org/officeDocument/2006/math" xmlns:v="urn:schemas-microsoft-com:vml" xmlns:wp14="http://schemas.microsoft.com/office/word/2010/wordprocessingDrawing" xmlns:wp="http://schemas.openxmlformats.org/drawingml/2006/wordprocessingDrawing" xmlns:w10="urn:schemas-microsoft-com:office:word" xmlns:w="http://schemas.openxmlformats.org/wordprocessingml/2006/main" xmlns:w14="http://schemas.microsoft.com/office/word/2010/wordml" xmlns:w15="http://schemas.microsoft.com/office/word/2012/wordml" xmlns:w16cex="http://schemas.microsoft.com/office/word/2018/wordml/cex" xmlns:w16cid="http://schemas.microsoft.com/office/word/2016/wordml/cid" xmlns:w16="http://schemas.microsoft.com/office/word/2018/wordml" xmlns:w16du="http://schemas.microsoft.com/office/word/2023/wordml/word16du" xmlns:w16sdtdh="http://schemas.microsoft.com/office/word/2020/wordml/sdtdatahash" xmlns:w16sdtfl="http://schemas.microsoft.com/office/word/2024/wordml/sdtformatlock" xmlns:w16se="http://schemas.microsoft.com/office/word/2015/wordml/symex" xmlns:wpg="http://schemas.microsoft.com/office/word/2010/wordprocessingGroup" xmlns:wpi="http://schemas.microsoft.com/office/word/2010/wordprocessingInk" xmlns:wne="http://schemas.microsoft.com/office/word/2006/wordml" xmlns:wps="http://schemas.microsoft.com/office/word/2010/wordprocessingShape" mc:Ignorable="w14 w15 w16se w16cid w16 w16cex w16sdtdh w16sdtfl w16du wp14">
+  <w:p>
+    <w:pPr>
+      <w:pStyle w:val="Footer"/>
+    </w:pPr>
+  </w:p>
+</w:ftr>
+</file>
+
+<file path=word/footer2.xml><?xml version="1.0" encoding="utf-8"?>
 <w:ftr xmlns:wpc="http://schemas.microsoft.com/office/word/2010/wordprocessingCanvas" xmlns:cx="http://schemas.microsoft.com/office/drawing/2014/chartex" xmlns:cx1="http://schemas.microsoft.com/office/drawing/2015/9/8/chartex" xmlns:cx2="http://schemas.microsoft.com/office/drawing/2015/10/21/chartex" xmlns:cx3="http://schemas.microsoft.com/office/drawing/2016/5/9/chartex" xmlns:cx4="http://schemas.microsoft.com/office/drawing/2016/5/10/chartex" xmlns:cx5="http://schemas.microsoft.com/office/drawing/2016/5/11/chartex" xmlns:cx6="http://schemas.microsoft.com/office/drawing/2016/5/12/chartex" xmlns:cx7="http://schemas.microsoft.com/office/drawing/2016/5/13/chartex" xmlns:cx8="http://schemas.microsoft.com/office/drawing/2016/5/14/chartex" xmlns:mc="http://schemas.openxmlformats.org/markup-compatibility/2006" xmlns:aink="http://schemas.microsoft.com/office/drawing/2016/ink" xmlns:am3d="http://schemas.microsoft.com/office/drawing/2017/model3d" xmlns:o="urn:schemas-microsoft-com:office:office" xmlns:oel="http://schemas.microsoft.com/office/2019/extlst" xmlns:r="http://schemas.openxmlformats.org/officeDocument/2006/relationships" xmlns:m="http://schemas.openxmlformats.org/officeDocument/2006/math" xmlns:v="urn:schemas-microsoft-com:vml" xmlns:wp14="http://schemas.microsoft.com/office/word/2010/wordprocessingDrawing" xmlns:wp="http://schemas.openxmlformats.org/drawingml/2006/wordprocessingDrawing" xmlns:w10="urn:schemas-microsoft-com:office:word" xmlns:w="http://schemas.openxmlformats.org/wordprocessingml/2006/main" xmlns:w14="http://schemas.microsoft.com/office/word/2010/wordml" xmlns:w15="http://schemas.microsoft.com/office/word/2012/wordml" xmlns:w16cex="http://schemas.microsoft.com/office/word/2018/wordml/cex" xmlns:w16cid="http://schemas.microsoft.com/office/word/2016/wordml/cid" xmlns:w16="http://schemas.microsoft.com/office/word/2018/wordml" xmlns:w16du="http://schemas.microsoft.com/office/word/2023/wordml/word16du" xmlns:w16sdtdh="http://schemas.microsoft.com/office/word/2020/wordml/sdtdatahash" xmlns:w16sdtfl="http://schemas.microsoft.com/office/word/2024/wordml/sdtformatlock" xmlns:w16se="http://schemas.microsoft.com/office/word/2015/wordml/symex" xmlns:wpg="http://schemas.microsoft.com/office/word/2010/wordprocessingGroup" xmlns:wpi="http://schemas.microsoft.com/office/word/2010/wordprocessingInk" xmlns:wne="http://schemas.microsoft.com/office/word/2006/wordml" xmlns:wps="http://schemas.microsoft.com/office/word/2010/wordprocessingShape" mc:Ignorable="w14 w15 w16se w16cid w16 w16cex w16sdtdh w16sdtfl w16du wp14">
   <w:p>
     <w:pPr>
@@ -2572,6 +2563,16 @@
 </w:ftr>
 </file>
 
+<file path=word/footer3.xml><?xml version="1.0" encoding="utf-8"?>
+<w:ftr xmlns:wpc="http://schemas.microsoft.com/office/word/2010/wordprocessingCanvas" xmlns:cx="http://schemas.microsoft.com/office/drawing/2014/chartex" xmlns:cx1="http://schemas.microsoft.com/office/drawing/2015/9/8/chartex" xmlns:cx2="http://schemas.microsoft.com/office/drawing/2015/10/21/chartex" xmlns:cx3="http://schemas.microsoft.com/office/drawing/2016/5/9/chartex" xmlns:cx4="http://schemas.microsoft.com/office/drawing/2016/5/10/chartex" xmlns:cx5="http://schemas.microsoft.com/office/drawing/2016/5/11/chartex" xmlns:cx6="http://schemas.microsoft.com/office/drawing/2016/5/12/chartex" xmlns:cx7="http://schemas.microsoft.com/office/drawing/2016/5/13/chartex" xmlns:cx8="http://schemas.microsoft.com/office/drawing/2016/5/14/chartex" xmlns:mc="http://schemas.openxmlformats.org/markup-compatibility/2006" xmlns:aink="http://schemas.microsoft.com/office/drawing/2016/ink" xmlns:am3d="http://schemas.microsoft.com/office/drawing/2017/model3d" xmlns:o="urn:schemas-microsoft-com:office:office" xmlns:oel="http://schemas.microsoft.com/office/2019/extlst" xmlns:r="http://schemas.openxmlformats.org/officeDocument/2006/relationships" xmlns:m="http://schemas.openxmlformats.org/officeDocument/2006/math" xmlns:v="urn:schemas-microsoft-com:vml" xmlns:wp14="http://schemas.microsoft.com/office/word/2010/wordprocessingDrawing" xmlns:wp="http://schemas.openxmlformats.org/drawingml/2006/wordprocessingDrawing" xmlns:w10="urn:schemas-microsoft-com:office:word" xmlns:w="http://schemas.openxmlformats.org/wordprocessingml/2006/main" xmlns:w14="http://schemas.microsoft.com/office/word/2010/wordml" xmlns:w15="http://schemas.microsoft.com/office/word/2012/wordml" xmlns:w16cex="http://schemas.microsoft.com/office/word/2018/wordml/cex" xmlns:w16cid="http://schemas.microsoft.com/office/word/2016/wordml/cid" xmlns:w16="http://schemas.microsoft.com/office/word/2018/wordml" xmlns:w16du="http://schemas.microsoft.com/office/word/2023/wordml/word16du" xmlns:w16sdtdh="http://schemas.microsoft.com/office/word/2020/wordml/sdtdatahash" xmlns:w16sdtfl="http://schemas.microsoft.com/office/word/2024/wordml/sdtformatlock" xmlns:w16se="http://schemas.microsoft.com/office/word/2015/wordml/symex" xmlns:wpg="http://schemas.microsoft.com/office/word/2010/wordprocessingGroup" xmlns:wpi="http://schemas.microsoft.com/office/word/2010/wordprocessingInk" xmlns:wne="http://schemas.microsoft.com/office/word/2006/wordml" xmlns:wps="http://schemas.microsoft.com/office/word/2010/wordprocessingShape" mc:Ignorable="w14 w15 w16se w16cid w16 w16cex w16sdtdh w16sdtfl w16du wp14">
+  <w:p>
+    <w:pPr>
+      <w:pStyle w:val="Footer"/>
+    </w:pPr>
+  </w:p>
+</w:ftr>
+</file>
+
 <file path=word/footnotes.xml><?xml version="1.0" encoding="utf-8"?>
 <w:footnotes xmlns:wpc="http://schemas.microsoft.com/office/word/2010/wordprocessingCanvas" xmlns:cx="http://schemas.microsoft.com/office/drawing/2014/chartex" xmlns:cx1="http://schemas.microsoft.com/office/drawing/2015/9/8/chartex" xmlns:cx2="http://schemas.microsoft.com/office/drawing/2015/10/21/chartex" xmlns:cx3="http://schemas.microsoft.com/office/drawing/2016/5/9/chartex" xmlns:cx4="http://schemas.microsoft.com/office/drawing/2016/5/10/chartex" xmlns:cx5="http://schemas.microsoft.com/office/drawing/2016/5/11/chartex" xmlns:cx6="http://schemas.microsoft.com/office/drawing/2016/5/12/chartex" xmlns:cx7="http://schemas.microsoft.com/office/drawing/2016/5/13/chartex" xmlns:cx8="http://schemas.microsoft.com/office/drawing/2016/5/14/chartex" xmlns:mc="http://schemas.openxmlformats.org/markup-compatibility/2006" xmlns:aink="http://schemas.microsoft.com/office/drawing/2016/ink" xmlns:am3d="http://schemas.microsoft.com/office/drawing/2017/model3d" xmlns:o="urn:schemas-microsoft-com:office:office" xmlns:oel="http://schemas.microsoft.com/office/2019/extlst" xmlns:r="http://schemas.openxmlformats.org/officeDocument/2006/relationships" xmlns:m="http://schemas.openxmlformats.org/officeDocument/2006/math" xmlns:v="urn:schemas-microsoft-com:vml" xmlns:wp14="http://schemas.microsoft.com/office/word/2010/wordprocessingDrawing" xmlns:wp="http://schemas.openxmlformats.org/drawingml/2006/wordprocessingDrawing" xmlns:w10="urn:schemas-microsoft-com:office:word" xmlns:w="http://schemas.openxmlformats.org/wordprocessingml/2006/main" xmlns:w14="http://schemas.microsoft.com/office/word/2010/wordml" xmlns:w15="http://schemas.microsoft.com/office/word/2012/wordml" xmlns:w16cex="http://schemas.microsoft.com/office/word/2018/wordml/cex" xmlns:w16cid="http://schemas.microsoft.com/office/word/2016/wordml/cid" xmlns:w16="http://schemas.microsoft.com/office/word/2018/wordml" xmlns:w16du="http://schemas.microsoft.com/office/word/2023/wordml/word16du" xmlns:w16sdtdh="http://schemas.microsoft.com/office/word/2020/wordml/sdtdatahash" xmlns:w16sdtfl="http://schemas.microsoft.com/office/word/2024/wordml/sdtformatlock" xmlns:w16se="http://schemas.microsoft.com/office/word/2015/wordml/symex" xmlns:wpg="http://schemas.microsoft.com/office/word/2010/wordprocessingGroup" xmlns:wpi="http://schemas.microsoft.com/office/word/2010/wordprocessingInk" xmlns:wne="http://schemas.microsoft.com/office/word/2006/wordml" xmlns:wps="http://schemas.microsoft.com/office/word/2010/wordprocessingShape" mc:Ignorable="w14 w15 w16se w16cid w16 w16cex w16sdtdh w16sdtfl w16du wp14">
   <w:footnote w:type="separator" w:id="-1">
@@ -2600,358 +2601,238 @@
 <file path=word/header1.xml><?xml version="1.0" encoding="utf-8"?>
 <w:hdr xmlns:wpc="http://schemas.microsoft.com/office/word/2010/wordprocessingCanvas" xmlns:cx="http://schemas.microsoft.com/office/drawing/2014/chartex" xmlns:cx1="http://schemas.microsoft.com/office/drawing/2015/9/8/chartex" xmlns:cx2="http://schemas.microsoft.com/office/drawing/2015/10/21/chartex" xmlns:cx3="http://schemas.microsoft.com/office/drawing/2016/5/9/chartex" xmlns:cx4="http://schemas.microsoft.com/office/drawing/2016/5/10/chartex" xmlns:cx5="http://schemas.microsoft.com/office/drawing/2016/5/11/chartex" xmlns:cx6="http://schemas.microsoft.com/office/drawing/2016/5/12/chartex" xmlns:cx7="http://schemas.microsoft.com/office/drawing/2016/5/13/chartex" xmlns:cx8="http://schemas.microsoft.com/office/drawing/2016/5/14/chartex" xmlns:mc="http://schemas.openxmlformats.org/markup-compatibility/2006" xmlns:aink="http://schemas.microsoft.com/office/drawing/2016/ink" xmlns:am3d="http://schemas.microsoft.com/office/drawing/2017/model3d" xmlns:o="urn:schemas-microsoft-com:office:office" xmlns:oel="http://schemas.microsoft.com/office/2019/extlst" xmlns:r="http://schemas.openxmlformats.org/officeDocument/2006/relationships" xmlns:m="http://schemas.openxmlformats.org/officeDocument/2006/math" xmlns:v="urn:schemas-microsoft-com:vml" xmlns:wp14="http://schemas.microsoft.com/office/word/2010/wordprocessingDrawing" xmlns:wp="http://schemas.openxmlformats.org/drawingml/2006/wordprocessingDrawing" xmlns:w10="urn:schemas-microsoft-com:office:word" xmlns:w="http://schemas.openxmlformats.org/wordprocessingml/2006/main" xmlns:w14="http://schemas.microsoft.com/office/word/2010/wordml" xmlns:w15="http://schemas.microsoft.com/office/word/2012/wordml" xmlns:w16cex="http://schemas.microsoft.com/office/word/2018/wordml/cex" xmlns:w16cid="http://schemas.microsoft.com/office/word/2016/wordml/cid" xmlns:w16="http://schemas.microsoft.com/office/word/2018/wordml" xmlns:w16du="http://schemas.microsoft.com/office/word/2023/wordml/word16du" xmlns:w16sdtdh="http://schemas.microsoft.com/office/word/2020/wordml/sdtdatahash" xmlns:w16sdtfl="http://schemas.microsoft.com/office/word/2024/wordml/sdtformatlock" xmlns:w16se="http://schemas.microsoft.com/office/word/2015/wordml/symex" xmlns:wpg="http://schemas.microsoft.com/office/word/2010/wordprocessingGroup" xmlns:wpi="http://schemas.microsoft.com/office/word/2010/wordprocessingInk" xmlns:wne="http://schemas.microsoft.com/office/word/2006/wordml" xmlns:wps="http://schemas.microsoft.com/office/word/2010/wordprocessingShape" mc:Ignorable="w14 w15 w16se w16cid w16 w16cex w16sdtdh w16sdtfl w16du wp14">
   <w:p>
-    <w:pPr xmlns:w="http://schemas.openxmlformats.org/wordprocessingml/2006/main">
-      <w:pBdr>
-        <w:top w:val="nil"/>
-        <w:left w:val="nil"/>
-        <w:bottom w:val="nil"/>
-        <w:right w:val="nil"/>
-        <w:between w:val="nil"/>
-      </w:pBdr>
-      <w:tabs>
-        <w:tab w:val="center" w:pos="4513"/>
-        <w:tab w:val="right" w:pos="9026"/>
-      </w:tabs>
-      <w:spacing w:line="240" w:lineRule="auto"/>
-      <w:jc w:val="right"/>
-      <w:rPr>
-        <w:rFonts w:ascii="Avenir" w:eastAsia="Avenir" w:hAnsi="Avenir" w:cs="Avenir"/>
-        <w:color w:val="000000"/>
-        <w:sz w:val="22"/>
-        <w:szCs w:val="22"/>
-      </w:rPr>
+    <w:pPr>
+      <w:pStyle w:val="Header"/>
     </w:pPr>
-    <w:r xmlns:w="http://schemas.openxmlformats.org/wordprocessingml/2006/main">
-      <w:rPr>
-        <w:color w:val="000000"/>
-        <w:sz w:val="22"/>
-        <w:szCs w:val="22"/>
-      </w:rPr>
-      <w:tab xmlns:w="http://schemas.openxmlformats.org/wordprocessingml/2006/main"/>
-    </w:r>
-    <w:r xmlns:w="http://schemas.openxmlformats.org/wordprocessingml/2006/main">
-      <w:rPr>
-        <w:b/>
-        <w:color w:val="000000"/>
-        <w:sz w:val="22"/>
-        <w:szCs w:val="22"/>
-      </w:rPr>
-      <w:tab xmlns:w="http://schemas.openxmlformats.org/wordprocessingml/2006/main"/>
-    </w:r>
-    <w:r xmlns:w="http://schemas.openxmlformats.org/wordprocessingml/2006/main">
-      <w:rPr>
-        <w:rFonts w:ascii="Avenir" w:eastAsia="Avenir" w:hAnsi="Avenir" w:cs="Avenir"/>
-        <w:b/>
-        <w:color w:val="000000"/>
-        <w:sz w:val="24"/>
-        <w:szCs w:val="24"/>
-      </w:rPr>
-      <w:t xml:space="preserve">PHASE 2 </w:t>
-    </w:r>
-    <w:r xmlns:w="http://schemas.openxmlformats.org/wordprocessingml/2006/main">
-      <w:rPr>
-        <w:rFonts w:ascii="Avenir" w:eastAsia="Avenir" w:hAnsi="Avenir" w:cs="Avenir"/>
-        <w:color w:val="000000"/>
-        <w:sz w:val="24"/>
-        <w:szCs w:val="24"/>
-      </w:rPr>
-      <w:t xml:space="preserve">- </w:t>
-    </w:r>
-    <w:proofErr xmlns:w="http://schemas.openxmlformats.org/wordprocessingml/2006/main" w:type="spellStart"/>
-    <w:r xmlns:w="http://schemas.openxmlformats.org/wordprocessingml/2006/main">
-      <w:rPr>
-        <w:rFonts w:ascii="Avenir" w:eastAsia="Avenir" w:hAnsi="Avenir" w:cs="Avenir"/>
-        <w:color w:val="000000"/>
-        <w:sz w:val="24"/>
-        <w:szCs w:val="24"/>
-      </w:rPr>
-      <w:t xml:space="preserve">Situation</w:t>
-    </w:r>
-    <w:proofErr xmlns:w="http://schemas.openxmlformats.org/wordprocessingml/2006/main" w:type="spellEnd"/>
-    <w:r xmlns:w="http://schemas.openxmlformats.org/wordprocessingml/2006/main">
-      <w:rPr>
-        <w:rFonts w:ascii="Avenir" w:eastAsia="Avenir" w:hAnsi="Avenir" w:cs="Avenir"/>
-        <w:color w:val="000000"/>
-        <w:sz w:val="24"/>
-        <w:szCs w:val="24"/>
-      </w:rPr>
-      <w:t xml:space="preserve"> </w:t>
-    </w:r>
-    <w:proofErr xmlns:w="http://schemas.openxmlformats.org/wordprocessingml/2006/main" w:type="spellStart"/>
-    <w:r xmlns:w="http://schemas.openxmlformats.org/wordprocessingml/2006/main">
-      <w:rPr>
-        <w:rFonts w:ascii="Avenir" w:eastAsia="Avenir" w:hAnsi="Avenir" w:cs="Avenir"/>
-        <w:color w:val="000000"/>
-        <w:sz w:val="24"/>
-        <w:szCs w:val="24"/>
-      </w:rPr>
-      <w:t xml:space="preserve">Padlocks</w:t>
-    </w:r>
-    <w:proofErr xmlns:w="http://schemas.openxmlformats.org/wordprocessingml/2006/main" w:type="spellEnd"/>
-    <w:r xmlns:w="http://schemas.openxmlformats.org/wordprocessingml/2006/main" xmlns:mc="http://schemas.openxmlformats.org/markup-compatibility/2006" xmlns:wp="http://schemas.openxmlformats.org/drawingml/2006/wordprocessingDrawing" xmlns:wp14="http://schemas.microsoft.com/office/word/2010/wordprocessingDrawing" xmlns:wpg="http://schemas.microsoft.com/office/word/2010/wordprocessingGroup" xmlns:wps="http://schemas.microsoft.com/office/word/2010/wordprocessingShape" xmlns:w14="http://schemas.microsoft.com/office/word/2010/wordml" xmlns:r="http://schemas.openxmlformats.org/officeDocument/2006/relationships" xmlns:v="urn:schemas-microsoft-com:vml" xmlns:o="urn:schemas-microsoft-com:office:office" xmlns:w10="urn:schemas-microsoft-com:office:word">
+  </w:p>
+</w:hdr>
+</file>
+
+<file path=word/header2.xml><?xml version="1.0" encoding="utf-8"?>
+<w:hdr xmlns:wpc="http://schemas.microsoft.com/office/word/2010/wordprocessingCanvas" xmlns:cx="http://schemas.microsoft.com/office/drawing/2014/chartex" xmlns:cx1="http://schemas.microsoft.com/office/drawing/2015/9/8/chartex" xmlns:cx2="http://schemas.microsoft.com/office/drawing/2015/10/21/chartex" xmlns:cx3="http://schemas.microsoft.com/office/drawing/2016/5/9/chartex" xmlns:cx4="http://schemas.microsoft.com/office/drawing/2016/5/10/chartex" xmlns:cx5="http://schemas.microsoft.com/office/drawing/2016/5/11/chartex" xmlns:cx6="http://schemas.microsoft.com/office/drawing/2016/5/12/chartex" xmlns:cx7="http://schemas.microsoft.com/office/drawing/2016/5/13/chartex" xmlns:cx8="http://schemas.microsoft.com/office/drawing/2016/5/14/chartex" xmlns:mc="http://schemas.openxmlformats.org/markup-compatibility/2006" xmlns:aink="http://schemas.microsoft.com/office/drawing/2016/ink" xmlns:am3d="http://schemas.microsoft.com/office/drawing/2017/model3d" xmlns:o="urn:schemas-microsoft-com:office:office" xmlns:oel="http://schemas.microsoft.com/office/2019/extlst" xmlns:r="http://schemas.openxmlformats.org/officeDocument/2006/relationships" xmlns:m="http://schemas.openxmlformats.org/officeDocument/2006/math" xmlns:v="urn:schemas-microsoft-com:vml" xmlns:wp14="http://schemas.microsoft.com/office/word/2010/wordprocessingDrawing" xmlns:wp="http://schemas.openxmlformats.org/drawingml/2006/wordprocessingDrawing" xmlns:w10="urn:schemas-microsoft-com:office:word" xmlns:w="http://schemas.openxmlformats.org/wordprocessingml/2006/main" xmlns:w14="http://schemas.microsoft.com/office/word/2010/wordml" xmlns:w15="http://schemas.microsoft.com/office/word/2012/wordml" xmlns:w16cex="http://schemas.microsoft.com/office/word/2018/wordml/cex" xmlns:w16cid="http://schemas.microsoft.com/office/word/2016/wordml/cid" xmlns:w16="http://schemas.microsoft.com/office/word/2018/wordml" xmlns:w16du="http://schemas.microsoft.com/office/word/2023/wordml/word16du" xmlns:w16sdtdh="http://schemas.microsoft.com/office/word/2020/wordml/sdtdatahash" xmlns:w16sdtfl="http://schemas.microsoft.com/office/word/2024/wordml/sdtformatlock" xmlns:w16se="http://schemas.microsoft.com/office/word/2015/wordml/symex" xmlns:wpg="http://schemas.microsoft.com/office/word/2010/wordprocessingGroup" xmlns:wpi="http://schemas.microsoft.com/office/word/2010/wordprocessingInk" xmlns:wne="http://schemas.microsoft.com/office/word/2006/wordml" xmlns:wps="http://schemas.microsoft.com/office/word/2010/wordprocessingShape" mc:Ignorable="w14 w15 w16se w16cid w16 w16cex w16sdtdh w16sdtfl w16du wp14">
+  <w:p>
+    <w:pPr>
+      <w:pStyle w:val="Header"/>
+    </w:pPr>
+    <w:r>
       <w:rPr>
         <w:noProof/>
       </w:rPr>
-      <mc:AlternateContent xmlns:mc="http://schemas.openxmlformats.org/markup-compatibility/2006" xmlns:w="http://schemas.openxmlformats.org/wordprocessingml/2006/main" xmlns:wp="http://schemas.openxmlformats.org/drawingml/2006/wordprocessingDrawing" xmlns:wp14="http://schemas.microsoft.com/office/word/2010/wordprocessingDrawing" xmlns:wpg="http://schemas.microsoft.com/office/word/2010/wordprocessingGroup" xmlns:wps="http://schemas.microsoft.com/office/word/2010/wordprocessingShape" xmlns:w14="http://schemas.microsoft.com/office/word/2010/wordml" xmlns:r="http://schemas.openxmlformats.org/officeDocument/2006/relationships" xmlns:v="urn:schemas-microsoft-com:vml" xmlns:o="urn:schemas-microsoft-com:office:office" xmlns:w10="urn:schemas-microsoft-com:office:word">
-        <mc:Choice Requires="wpg">
-          <w:drawing>
-            <wp:anchor distT="0" distB="0" distL="114300" distR="114300" simplePos="0" relativeHeight="251658240" behindDoc="0" locked="0" layoutInCell="1" hidden="0" allowOverlap="1" wp14:anchorId="309FCC80" wp14:editId="309FCC81">
-              <wp:simplePos x="0" y="0"/>
-              <wp:positionH relativeFrom="column">
-                <wp:posOffset>1</wp:posOffset>
-              </wp:positionH>
-              <wp:positionV relativeFrom="paragraph">
-                <wp:posOffset>-190499</wp:posOffset>
-              </wp:positionV>
-              <wp:extent cx="1718945" cy="666115"/>
-              <wp:effectExtent l="0" t="0" r="0" b="0"/>
-              <wp:wrapSquare wrapText="bothSides" distT="0" distB="0" distL="114300" distR="114300"/>
-              <wp:docPr id="1" name="Group 1"/>
-              <wp:cNvGraphicFramePr/>
-              <a:graphic xmlns:a="http://schemas.openxmlformats.org/drawingml/2006/main">
-                <a:graphicData uri="http://schemas.microsoft.com/office/word/2010/wordprocessingGroup">
-                  <wpg:wgp>
-                    <wpg:cNvGrpSpPr/>
-                    <wpg:grpSpPr>
-                      <a:xfrm>
-                        <a:off x="0" y="0"/>
-                        <a:ext cx="1718945" cy="666115"/>
-                        <a:chOff x="4486525" y="3446925"/>
-                        <a:chExt cx="1718950" cy="666150"/>
-                      </a:xfrm>
-                    </wpg:grpSpPr>
-                    <wpg:grpSp>
-                      <wpg:cNvPr id="1765714355" name="Group 1765714355"/>
-                      <wpg:cNvGrpSpPr/>
-                      <wpg:grpSpPr>
-                        <a:xfrm>
-                          <a:off x="4486528" y="3446943"/>
-                          <a:ext cx="1718945" cy="666115"/>
-                          <a:chOff x="4486525" y="3446925"/>
-                          <a:chExt cx="1718950" cy="805450"/>
-                        </a:xfrm>
-                      </wpg:grpSpPr>
-                      <wps:wsp>
-                        <wps:cNvPr id="308901848" name="Rectangle 308901848"/>
-                        <wps:cNvSpPr/>
-                        <wps:spPr>
-                          <a:xfrm>
-                            <a:off x="4486525" y="3446925"/>
-                            <a:ext cx="1718950" cy="805450"/>
-                          </a:xfrm>
-                          <a:prstGeom prst="rect">
-                            <a:avLst/>
-                          </a:prstGeom>
-                          <a:noFill/>
-                          <a:ln>
-                            <a:noFill/>
-                          </a:ln>
-                        </wps:spPr>
-                        <wps:txbx>
-                          <w:txbxContent>
-                            <w:p>
-                              <w:pPr>
-                                <w:spacing w:line="240" w:lineRule="auto"/>
-                                <w:textDirection w:val="btLr"/>
-                              </w:pPr>
-                            </w:p>
-                          </w:txbxContent>
-                        </wps:txbx>
-                        <wps:bodyPr spcFirstLastPara="1" wrap="square" lIns="91425" tIns="91425" rIns="91425" bIns="91425" anchor="ctr" anchorCtr="0">
-                          <a:noAutofit/>
-                        </wps:bodyPr>
-                      </wps:wsp>
-                      <wpg:grpSp>
-                        <wpg:cNvPr id="669192028" name="Group 669192028"/>
-                        <wpg:cNvGrpSpPr/>
-                        <wpg:grpSpPr>
-                          <a:xfrm>
-                            <a:off x="4486528" y="3446943"/>
-                            <a:ext cx="1718945" cy="805416"/>
-                            <a:chOff x="0" y="0"/>
-                            <a:chExt cx="2011680" cy="894327"/>
-                          </a:xfrm>
-                        </wpg:grpSpPr>
-                        <wps:wsp>
-                          <wps:cNvPr id="1375954227" name="Rectangle 1375954227"/>
-                          <wps:cNvSpPr/>
-                          <wps:spPr>
-                            <a:xfrm>
-                              <a:off x="0" y="0"/>
-                              <a:ext cx="2011675" cy="739625"/>
-                            </a:xfrm>
-                            <a:prstGeom prst="rect">
-                              <a:avLst/>
-                            </a:prstGeom>
-                            <a:noFill/>
-                            <a:ln>
-                              <a:noFill/>
-                            </a:ln>
-                          </wps:spPr>
-                          <wps:txbx>
-                            <w:txbxContent>
-                              <w:p>
-                                <w:pPr>
-                                  <w:spacing w:line="240" w:lineRule="auto"/>
-                                  <w:textDirection w:val="btLr"/>
-                                </w:pPr>
-                              </w:p>
-                            </w:txbxContent>
-                          </wps:txbx>
-                          <wps:bodyPr spcFirstLastPara="1" wrap="square" lIns="91425" tIns="91425" rIns="91425" bIns="91425" anchor="ctr" anchorCtr="0">
-                            <a:noAutofit/>
-                          </wps:bodyPr>
-                        </wps:wsp>
-                        <pic:pic xmlns:pic="http://schemas.openxmlformats.org/drawingml/2006/picture">
-                          <pic:nvPicPr>
-                            <pic:cNvPr id="6" name="Shape 6" descr="A pink hexagon with black background&#10;&#10;Description automatically generated"/>
-                            <pic:cNvPicPr preferRelativeResize="0"/>
-                          </pic:nvPicPr>
-                          <pic:blipFill rotWithShape="1">
-                            <a:blip r:embed="rId1">
-                              <a:alphaModFix/>
-                            </a:blip>
-                            <a:srcRect/>
-                            <a:stretch/>
-                          </pic:blipFill>
-                          <pic:spPr>
-                            <a:xfrm>
-                              <a:off x="1554480" y="0"/>
-                              <a:ext cx="457200" cy="506095"/>
-                            </a:xfrm>
-                            <a:prstGeom prst="rect">
-                              <a:avLst/>
-                            </a:prstGeom>
-                            <a:noFill/>
-                            <a:ln>
-                              <a:noFill/>
-                            </a:ln>
-                          </pic:spPr>
-                        </pic:pic>
-                        <pic:pic xmlns:pic="http://schemas.openxmlformats.org/drawingml/2006/picture">
-                          <pic:nvPicPr>
-                            <pic:cNvPr id="7" name="Shape 7" descr="A red circle with black background&#10;&#10;Description automatically generated"/>
-                            <pic:cNvPicPr preferRelativeResize="0"/>
-                          </pic:nvPicPr>
-                          <pic:blipFill rotWithShape="1">
-                            <a:blip r:embed="rId2">
-                              <a:alphaModFix/>
-                            </a:blip>
-                            <a:srcRect/>
-                            <a:stretch/>
-                          </pic:blipFill>
-                          <pic:spPr>
-                            <a:xfrm>
-                              <a:off x="0" y="0"/>
-                              <a:ext cx="657860" cy="657860"/>
-                            </a:xfrm>
-                            <a:prstGeom prst="rect">
-                              <a:avLst/>
-                            </a:prstGeom>
-                            <a:noFill/>
-                            <a:ln>
-                              <a:noFill/>
-                            </a:ln>
-                          </pic:spPr>
-                        </pic:pic>
-                        <pic:pic xmlns:pic="http://schemas.openxmlformats.org/drawingml/2006/picture">
-                          <pic:nvPicPr>
-                            <pic:cNvPr id="8" name="Shape 8" descr="A purple square with white dots&#10;&#10;Description automatically generated"/>
-                            <pic:cNvPicPr preferRelativeResize="0"/>
-                          </pic:nvPicPr>
-                          <pic:blipFill rotWithShape="1">
-                            <a:blip r:embed="rId3">
-                              <a:alphaModFix/>
-                            </a:blip>
-                            <a:srcRect/>
-                            <a:stretch/>
-                          </pic:blipFill>
-                          <pic:spPr>
-                            <a:xfrm rot="9135914" flipH="1">
-                              <a:off x="672592" y="366268"/>
-                              <a:ext cx="756920" cy="373380"/>
-                            </a:xfrm>
-                            <a:prstGeom prst="rect">
-                              <a:avLst/>
-                            </a:prstGeom>
-                            <a:noFill/>
-                            <a:ln>
-                              <a:noFill/>
-                            </a:ln>
-                          </pic:spPr>
-                        </pic:pic>
-                      </wpg:grpSp>
-                    </wpg:grpSp>
-                  </wpg:wgp>
-                </a:graphicData>
-              </a:graphic>
-            </wp:anchor>
-          </w:drawing>
-        </mc:Choice>
-        <mc:Fallback>
-          <w:pict>
-            <v:group w14:anchorId="309FCC80" id="Group 1" o:spid="_x0000_s1026" style="position:absolute;left:0;text-align:left;margin-left:0;margin-top:-15pt;width:135.35pt;height:52.45pt;z-index:251658240" coordorigin="44865,34469" coordsize="17189,6661" o:gfxdata="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">
-              <v:group id="Group 1765714355" o:spid="_x0000_s1027" style="position:absolute;left:44865;top:34469;width:17189;height:6661" coordorigin="44865,34469" coordsize="17189,8054" o:gfxdata="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">
-                <v:rect id="Rectangle 308901848" o:spid="_x0000_s1028" style="position:absolute;left:44865;top:34469;width:17189;height:8054;visibility:visible;mso-wrap-style:square;v-text-anchor:middle" o:gfxdata="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" filled="f" stroked="f">
-                  <v:textbox inset="2.53958mm,2.53958mm,2.53958mm,2.53958mm">
-                    <w:txbxContent>
-                      <w:p>
-                        <w:pPr>
-                          <w:spacing w:line="240" w:lineRule="auto"/>
-                          <w:textDirection w:val="btLr"/>
-                        </w:pPr>
-                      </w:p>
-                    </w:txbxContent>
-                  </v:textbox>
-                </v:rect>
-                <v:group id="Group 669192028" o:spid="_x0000_s1029" style="position:absolute;left:44865;top:34469;width:17189;height:8054" coordsize="20116,8943" o:gfxdata="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">
-                  <v:rect id="Rectangle 1375954227" o:spid="_x0000_s1030" style="position:absolute;width:20116;height:7396;visibility:visible;mso-wrap-style:square;v-text-anchor:middle" o:gfxdata="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" filled="f" stroked="f">
-                    <v:textbox inset="2.53958mm,2.53958mm,2.53958mm,2.53958mm">
-                      <w:txbxContent>
-                        <w:p>
-                          <w:pPr>
-                            <w:spacing w:line="240" w:lineRule="auto"/>
-                            <w:textDirection w:val="btLr"/>
-                          </w:pPr>
-                        </w:p>
-                      </w:txbxContent>
-                    </v:textbox>
-                  </v:rect>
-                  <v:shapetype id="_x0000_t75" coordsize="21600,21600" o:spt="75" o:preferrelative="t" path="m@4@5l@4@11@9@11@9@5xe" filled="f" stroked="f">
-                    <v:stroke joinstyle="miter"/>
-                    <v:formulas>
-                      <v:f eqn="if lineDrawn pixelLineWidth 0"/>
-                      <v:f eqn="sum @0 1 0"/>
-                      <v:f eqn="sum 0 0 @1"/>
-                      <v:f eqn="prod @2 1 2"/>
-                      <v:f eqn="prod @3 21600 pixelWidth"/>
-                      <v:f eqn="prod @3 21600 pixelHeight"/>
-                      <v:f eqn="sum @0 0 1"/>
-                      <v:f eqn="prod @6 1 2"/>
-                      <v:f eqn="prod @7 21600 pixelWidth"/>
-                      <v:f eqn="sum @8 21600 0"/>
-                      <v:f eqn="prod @7 21600 pixelHeight"/>
-                      <v:f eqn="sum @10 21600 0"/>
-                    </v:formulas>
-                    <v:path o:extrusionok="f" gradientshapeok="t" o:connecttype="rect"/>
-                    <o:lock v:ext="edit" aspectratio="t"/>
-                  </v:shapetype>
-                  <v:shape id="Shape 6" o:spid="_x0000_s1031" type="#_x0000_t75" alt="A pink hexagon with black background&#10;&#10;Description automatically generated" style="position:absolute;left:15544;width:4572;height:5060;visibility:visible;mso-wrap-style:square" o:preferrelative="f" o:gfxdata="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">
-                    <v:imagedata r:id="rId4" o:title="A pink hexagon with black background&#10;&#10;Description automatically generated"/>
-                  </v:shape>
-                  <v:shape id="Shape 7" o:spid="_x0000_s1032" type="#_x0000_t75" alt="A red circle with black background&#10;&#10;Description automatically generated" style="position:absolute;width:6578;height:6578;visibility:visible;mso-wrap-style:square" o:preferrelative="f" o:gfxdata="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">
-                    <v:imagedata r:id="rId5" o:title="A red circle with black background&#10;&#10;Description automatically generated"/>
-                  </v:shape>
-                  <v:shape id="Shape 8" o:spid="_x0000_s1033" type="#_x0000_t75" alt="A purple square with white dots&#10;&#10;Description automatically generated" style="position:absolute;left:6725;top:3662;width:7570;height:3734;rotation:-9978854fd;flip:x;visibility:visible;mso-wrap-style:square" o:preferrelative="f" o:gfxdata="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">
-                    <v:imagedata r:id="rId6" o:title="A purple square with white dots&#10;&#10;Description automatically generated"/>
-                  </v:shape>
-                </v:group>
-              </v:group>
-              <w10:wrap type="square"/>
-            </v:group>
-          </w:pict>
-        </mc:Fallback>
-      </mc:AlternateContent>
+      <w:drawing>
+        <wp:anchor distT="0" distB="0" distL="114300" distR="114300" simplePos="0" relativeHeight="251662336" behindDoc="0" locked="0" layoutInCell="1" allowOverlap="1" wp14:anchorId="106527EE" wp14:editId="1F901D84">
+          <wp:simplePos x="0" y="0"/>
+          <wp:positionH relativeFrom="column">
+            <wp:posOffset>0</wp:posOffset>
+          </wp:positionH>
+          <wp:positionV relativeFrom="paragraph">
+            <wp:posOffset>-635</wp:posOffset>
+          </wp:positionV>
+          <wp:extent cx="1216025" cy="909955"/>
+          <wp:effectExtent l="0" t="0" r="3175" b="4445"/>
+          <wp:wrapNone/>
+          <wp:docPr id="565325520" name="Gráfico 5"/>
+          <wp:cNvGraphicFramePr>
+            <a:graphicFrameLocks xmlns:a="http://schemas.openxmlformats.org/drawingml/2006/main" noChangeAspect="1"/>
+          </wp:cNvGraphicFramePr>
+          <a:graphic xmlns:a="http://schemas.openxmlformats.org/drawingml/2006/main">
+            <a:graphicData uri="http://schemas.openxmlformats.org/drawingml/2006/picture">
+              <pic:pic xmlns:pic="http://schemas.openxmlformats.org/drawingml/2006/picture">
+                <pic:nvPicPr>
+                  <pic:cNvPr id="677588393" name="Gráfico 5"/>
+                  <pic:cNvPicPr>
+                    <a:picLocks noChangeAspect="1"/>
+                  </pic:cNvPicPr>
+                </pic:nvPicPr>
+                <pic:blipFill rotWithShape="1">
+                  <a:blip r:embed="rId1">
+                    <a:extLst>
+                      <a:ext uri="{28A0092B-C50C-407E-A947-70E740481C1C}">
+                        <a14:useLocalDpi xmlns:a14="http://schemas.microsoft.com/office/drawing/2010/main" val="0"/>
+                      </a:ext>
+                      <a:ext uri="{96DAC541-7B7A-43D3-8B79-37D633B846F1}">
+                        <asvg:svgBlip xmlns:asvg="http://schemas.microsoft.com/office/drawing/2016/SVG/main" r:embed="rId2"/>
+                      </a:ext>
+                    </a:extLst>
+                  </a:blip>
+                  <a:srcRect l="12497" t="14853" r="20703" b="13215"/>
+                  <a:stretch/>
+                </pic:blipFill>
+                <pic:spPr bwMode="auto">
+                  <a:xfrm>
+                    <a:off x="0" y="0"/>
+                    <a:ext cx="1216025" cy="909955"/>
+                  </a:xfrm>
+                  <a:prstGeom prst="rect">
+                    <a:avLst/>
+                  </a:prstGeom>
+                  <a:ln>
+                    <a:noFill/>
+                  </a:ln>
+                  <a:extLst>
+                    <a:ext uri="{53640926-AAD7-44D8-BBD7-CCE9431645EC}">
+                      <a14:shadowObscured xmlns:a14="http://schemas.microsoft.com/office/drawing/2010/main"/>
+                    </a:ext>
+                  </a:extLst>
+                </pic:spPr>
+              </pic:pic>
+            </a:graphicData>
+          </a:graphic>
+        </wp:anchor>
+      </w:drawing>
+    </w:r>
+  </w:p>
+</w:hdr>
+</file>
+
+<file path=word/header3.xml><?xml version="1.0" encoding="utf-8"?>
+<w:hdr xmlns:wpc="http://schemas.microsoft.com/office/word/2010/wordprocessingCanvas" xmlns:cx="http://schemas.microsoft.com/office/drawing/2014/chartex" xmlns:cx1="http://schemas.microsoft.com/office/drawing/2015/9/8/chartex" xmlns:cx2="http://schemas.microsoft.com/office/drawing/2015/10/21/chartex" xmlns:cx3="http://schemas.microsoft.com/office/drawing/2016/5/9/chartex" xmlns:cx4="http://schemas.microsoft.com/office/drawing/2016/5/10/chartex" xmlns:cx5="http://schemas.microsoft.com/office/drawing/2016/5/11/chartex" xmlns:cx6="http://schemas.microsoft.com/office/drawing/2016/5/12/chartex" xmlns:cx7="http://schemas.microsoft.com/office/drawing/2016/5/13/chartex" xmlns:cx8="http://schemas.microsoft.com/office/drawing/2016/5/14/chartex" xmlns:mc="http://schemas.openxmlformats.org/markup-compatibility/2006" xmlns:aink="http://schemas.microsoft.com/office/drawing/2016/ink" xmlns:am3d="http://schemas.microsoft.com/office/drawing/2017/model3d" xmlns:o="urn:schemas-microsoft-com:office:office" xmlns:oel="http://schemas.microsoft.com/office/2019/extlst" xmlns:r="http://schemas.openxmlformats.org/officeDocument/2006/relationships" xmlns:m="http://schemas.openxmlformats.org/officeDocument/2006/math" xmlns:v="urn:schemas-microsoft-com:vml" xmlns:wp14="http://schemas.microsoft.com/office/word/2010/wordprocessingDrawing" xmlns:wp="http://schemas.openxmlformats.org/drawingml/2006/wordprocessingDrawing" xmlns:w10="urn:schemas-microsoft-com:office:word" xmlns:w="http://schemas.openxmlformats.org/wordprocessingml/2006/main" xmlns:w14="http://schemas.microsoft.com/office/word/2010/wordml" xmlns:w15="http://schemas.microsoft.com/office/word/2012/wordml" xmlns:w16cex="http://schemas.microsoft.com/office/word/2018/wordml/cex" xmlns:w16cid="http://schemas.microsoft.com/office/word/2016/wordml/cid" xmlns:w16="http://schemas.microsoft.com/office/word/2018/wordml" xmlns:w16du="http://schemas.microsoft.com/office/word/2023/wordml/word16du" xmlns:w16sdtdh="http://schemas.microsoft.com/office/word/2020/wordml/sdtdatahash" xmlns:w16sdtfl="http://schemas.microsoft.com/office/word/2024/wordml/sdtformatlock" xmlns:w16se="http://schemas.microsoft.com/office/word/2015/wordml/symex" xmlns:wpg="http://schemas.microsoft.com/office/word/2010/wordprocessingGroup" xmlns:wpi="http://schemas.microsoft.com/office/word/2010/wordprocessingInk" xmlns:wne="http://schemas.microsoft.com/office/word/2006/wordml" xmlns:wps="http://schemas.microsoft.com/office/word/2010/wordprocessingShape" mc:Ignorable="w14 w15 w16se w16cid w16 w16cex w16sdtdh w16sdtfl w16du wp14">
+  <w:p>
+    <w:pPr>
+      <w:pStyle w:val="Header"/>
+    </w:pPr>
+    <w:r>
+      <w:rPr>
+        <w:noProof/>
+      </w:rPr>
+      <w:drawing>
+        <wp:anchor distT="0" distB="0" distL="114300" distR="114300" simplePos="0" relativeHeight="251665408" behindDoc="0" locked="0" layoutInCell="1" allowOverlap="1" wp14:anchorId="108A5415" wp14:editId="31D167F0">
+          <wp:simplePos x="0" y="0"/>
+          <wp:positionH relativeFrom="column">
+            <wp:posOffset>0</wp:posOffset>
+          </wp:positionH>
+          <wp:positionV relativeFrom="paragraph">
+            <wp:posOffset>-231775</wp:posOffset>
+          </wp:positionV>
+          <wp:extent cx="1216025" cy="909955"/>
+          <wp:effectExtent l="0" t="0" r="3175" b="4445"/>
+          <wp:wrapNone/>
+          <wp:docPr id="2002918998" name="Gráfico 5"/>
+          <wp:cNvGraphicFramePr>
+            <a:graphicFrameLocks xmlns:a="http://schemas.openxmlformats.org/drawingml/2006/main" noChangeAspect="1"/>
+          </wp:cNvGraphicFramePr>
+          <a:graphic xmlns:a="http://schemas.openxmlformats.org/drawingml/2006/main">
+            <a:graphicData uri="http://schemas.openxmlformats.org/drawingml/2006/picture">
+              <pic:pic xmlns:pic="http://schemas.openxmlformats.org/drawingml/2006/picture">
+                <pic:nvPicPr>
+                  <pic:cNvPr id="677588393" name="Gráfico 5"/>
+                  <pic:cNvPicPr>
+                    <a:picLocks noChangeAspect="1"/>
+                  </pic:cNvPicPr>
+                </pic:nvPicPr>
+                <pic:blipFill rotWithShape="1">
+                  <a:blip r:embed="rId1">
+                    <a:extLst>
+                      <a:ext uri="{28A0092B-C50C-407E-A947-70E740481C1C}">
+                        <a14:useLocalDpi xmlns:a14="http://schemas.microsoft.com/office/drawing/2010/main" val="0"/>
+                      </a:ext>
+                      <a:ext uri="{96DAC541-7B7A-43D3-8B79-37D633B846F1}">
+                        <asvg:svgBlip xmlns:asvg="http://schemas.microsoft.com/office/drawing/2016/SVG/main" r:embed="rId2"/>
+                      </a:ext>
+                    </a:extLst>
+                  </a:blip>
+                  <a:srcRect l="12497" t="14853" r="20703" b="13215"/>
+                  <a:stretch/>
+                </pic:blipFill>
+                <pic:spPr bwMode="auto">
+                  <a:xfrm>
+                    <a:off x="0" y="0"/>
+                    <a:ext cx="1216025" cy="909955"/>
+                  </a:xfrm>
+                  <a:prstGeom prst="rect">
+                    <a:avLst/>
+                  </a:prstGeom>
+                  <a:ln>
+                    <a:noFill/>
+                  </a:ln>
+                  <a:extLst>
+                    <a:ext uri="{53640926-AAD7-44D8-BBD7-CCE9431645EC}">
+                      <a14:shadowObscured xmlns:a14="http://schemas.microsoft.com/office/drawing/2010/main"/>
+                    </a:ext>
+                  </a:extLst>
+                </pic:spPr>
+              </pic:pic>
+            </a:graphicData>
+          </a:graphic>
+        </wp:anchor>
+      </w:drawing>
+    </w:r>
+    <w:r>
+      <w:rPr>
+        <w:noProof/>
+      </w:rPr>
+      <w:drawing>
+        <wp:anchor distT="0" distB="0" distL="114300" distR="114300" simplePos="0" relativeHeight="251664384" behindDoc="0" locked="0" layoutInCell="1" allowOverlap="1" wp14:anchorId="32D6AA16" wp14:editId="3016EECD">
+          <wp:simplePos x="0" y="0"/>
+          <wp:positionH relativeFrom="column">
+            <wp:posOffset>3652520</wp:posOffset>
+          </wp:positionH>
+          <wp:positionV relativeFrom="paragraph">
+            <wp:posOffset>-93428</wp:posOffset>
+          </wp:positionV>
+          <wp:extent cx="2092960" cy="556895"/>
+          <wp:effectExtent l="0" t="0" r="2540" b="0"/>
+          <wp:wrapNone/>
+          <wp:docPr id="230170761" name="Picture 2" descr="A grey square with white text&#10;&#10;AI-generated content may be incorrect.">
+            <a:extLst xmlns:a="http://schemas.openxmlformats.org/drawingml/2006/main">
+              <a:ext uri="{FF2B5EF4-FFF2-40B4-BE49-F238E27FC236}">
+                <a16:creationId xmlns:a16="http://schemas.microsoft.com/office/drawing/2014/main" id="{2ADF4236-C311-988C-1EAF-F33444BF8989}"/>
+              </a:ext>
+            </a:extLst>
+          </wp:docPr>
+          <wp:cNvGraphicFramePr>
+            <a:graphicFrameLocks xmlns:a="http://schemas.openxmlformats.org/drawingml/2006/main" noChangeAspect="1"/>
+          </wp:cNvGraphicFramePr>
+          <a:graphic xmlns:a="http://schemas.openxmlformats.org/drawingml/2006/main">
+            <a:graphicData uri="http://schemas.openxmlformats.org/drawingml/2006/picture">
+              <pic:pic xmlns:pic="http://schemas.openxmlformats.org/drawingml/2006/picture">
+                <pic:nvPicPr>
+                  <pic:cNvPr id="1026" name="Picture 2" descr="A grey square with white text&#10;&#10;AI-generated content may be incorrect.">
+                    <a:extLst>
+                      <a:ext uri="{FF2B5EF4-FFF2-40B4-BE49-F238E27FC236}">
+                        <a16:creationId xmlns:a16="http://schemas.microsoft.com/office/drawing/2014/main" id="{2ADF4236-C311-988C-1EAF-F33444BF8989}"/>
+                      </a:ext>
+                    </a:extLst>
+                  </pic:cNvPr>
+                  <pic:cNvPicPr>
+                    <a:picLocks noChangeAspect="1"/>
+                  </pic:cNvPicPr>
+                </pic:nvPicPr>
+                <pic:blipFill rotWithShape="1">
+                  <a:blip r:embed="rId3">
+                    <a:extLst>
+                      <a:ext uri="{28A0092B-C50C-407E-A947-70E740481C1C}">
+                        <a14:useLocalDpi xmlns:a14="http://schemas.microsoft.com/office/drawing/2010/main" val="0"/>
+                      </a:ext>
+                    </a:extLst>
+                  </a:blip>
+                  <a:srcRect r="18171" b="16231"/>
+                  <a:stretch>
+                    <a:fillRect/>
+                  </a:stretch>
+                </pic:blipFill>
+                <pic:spPr bwMode="auto">
+                  <a:xfrm>
+                    <a:off x="0" y="0"/>
+                    <a:ext cx="2092960" cy="556895"/>
+                  </a:xfrm>
+                  <a:prstGeom prst="rect">
+                    <a:avLst/>
+                  </a:prstGeom>
+                  <a:noFill/>
+                  <a:ln>
+                    <a:noFill/>
+                  </a:ln>
+                  <a:extLst>
+                    <a:ext uri="{53640926-AAD7-44D8-BBD7-CCE9431645EC}">
+                      <a14:shadowObscured xmlns:a14="http://schemas.microsoft.com/office/drawing/2010/main"/>
+                    </a:ext>
+                  </a:extLst>
+                </pic:spPr>
+              </pic:pic>
+            </a:graphicData>
+          </a:graphic>
+        </wp:anchor>
+      </w:drawing>
     </w:r>
   </w:p>
 </w:hdr>
@@ -3664,6 +3545,50 @@
       </w:tblCellMar>
     </w:tblPr>
   </w:style>
+  <w:style w:type="paragraph" w:styleId="Header">
+    <w:name w:val="header"/>
+    <w:basedOn w:val="Normal"/>
+    <w:link w:val="HeaderChar"/>
+    <w:uiPriority w:val="99"/>
+    <w:unhideWhenUsed/>
+    <w:rsid w:val="00513943"/>
+    <w:pPr>
+      <w:tabs>
+        <w:tab w:val="center" w:pos="4252"/>
+        <w:tab w:val="right" w:pos="8504"/>
+      </w:tabs>
+      <w:spacing w:line="240" w:lineRule="auto"/>
+    </w:pPr>
+  </w:style>
+  <w:style w:type="character" w:customStyle="1" w:styleId="HeaderChar">
+    <w:name w:val="Header Char"/>
+    <w:basedOn w:val="DefaultParagraphFont"/>
+    <w:link w:val="Header"/>
+    <w:uiPriority w:val="99"/>
+    <w:rsid w:val="00513943"/>
+  </w:style>
+  <w:style w:type="paragraph" w:styleId="Footer">
+    <w:name w:val="footer"/>
+    <w:basedOn w:val="Normal"/>
+    <w:link w:val="FooterChar"/>
+    <w:uiPriority w:val="99"/>
+    <w:unhideWhenUsed/>
+    <w:rsid w:val="00513943"/>
+    <w:pPr>
+      <w:tabs>
+        <w:tab w:val="center" w:pos="4252"/>
+        <w:tab w:val="right" w:pos="8504"/>
+      </w:tabs>
+      <w:spacing w:line="240" w:lineRule="auto"/>
+    </w:pPr>
+  </w:style>
+  <w:style w:type="character" w:customStyle="1" w:styleId="FooterChar">
+    <w:name w:val="Footer Char"/>
+    <w:basedOn w:val="DefaultParagraphFont"/>
+    <w:link w:val="Footer"/>
+    <w:uiPriority w:val="99"/>
+    <w:rsid w:val="00513943"/>
+  </w:style>
 </w:styles>
 </file>
 
